--- a/PARA EL RETIRO/ARCHIVOS.docx
+++ b/PARA EL RETIRO/ARCHIVOS.docx
@@ -57,7 +57,7 @@
           <w:sz w:val="20"/>
           <w:szCs w:val="20"/>
         </w:rPr>
-        <w:t>lunes, 26 de enero de 2026</w:t>
+        <w:t>lunes, 16 de febrero de 2026</w:t>
       </w:r>
       <w:r>
         <w:rPr>
@@ -68,17 +68,6 @@
         </w:rPr>
         <w:fldChar w:fldCharType="end"/>
       </w:r>
-    </w:p>
-    <w:p>
-      <w:pPr>
-        <w:rPr>
-          <w:rFonts w:ascii="Arial" w:hAnsi="Arial" w:cs="Arial"/>
-          <w:b/>
-          <w:bCs/>
-          <w:color w:val="70AD47" w:themeColor="accent6"/>
-          <w:szCs w:val="28"/>
-        </w:rPr>
-      </w:pPr>
     </w:p>
     <w:p>
       <w:pPr>
@@ -157,7 +146,7 @@
           <w:r>
             <w:fldChar w:fldCharType="separate"/>
           </w:r>
-          <w:hyperlink w:anchor="_Toc220345389" w:history="1">
+          <w:hyperlink w:anchor="_Toc222136989" w:history="1">
             <w:r>
               <w:rPr>
                 <w:rStyle w:val="Hipervnculo"/>
@@ -185,7 +174,7 @@
                 <w:noProof/>
                 <w:webHidden/>
               </w:rPr>
-              <w:instrText xml:space="preserve"> PAGEREF _Toc220345389 \h </w:instrText>
+              <w:instrText xml:space="preserve"> PAGEREF _Toc222136989 \h </w:instrText>
             </w:r>
             <w:r>
               <w:rPr>
@@ -205,7 +194,7 @@
                 <w:noProof/>
                 <w:webHidden/>
               </w:rPr>
-              <w:t>1</w:t>
+              <w:t>2</w:t>
             </w:r>
             <w:r>
               <w:rPr>
@@ -230,12 +219,84 @@
               <w:lang w:eastAsia="es-MX"/>
             </w:rPr>
           </w:pPr>
-          <w:hyperlink w:anchor="_Toc220345390" w:history="1">
+          <w:hyperlink w:anchor="_Toc222136990" w:history="1">
             <w:r>
               <w:rPr>
                 <w:rStyle w:val="Hipervnculo"/>
                 <w:noProof/>
               </w:rPr>
+              <w:t>Ubicación</w:t>
+            </w:r>
+            <w:r>
+              <w:rPr>
+                <w:noProof/>
+                <w:webHidden/>
+              </w:rPr>
+              <w:tab/>
+            </w:r>
+            <w:r>
+              <w:rPr>
+                <w:noProof/>
+                <w:webHidden/>
+              </w:rPr>
+              <w:fldChar w:fldCharType="begin"/>
+            </w:r>
+            <w:r>
+              <w:rPr>
+                <w:noProof/>
+                <w:webHidden/>
+              </w:rPr>
+              <w:instrText xml:space="preserve"> PAGEREF _Toc222136990 \h </w:instrText>
+            </w:r>
+            <w:r>
+              <w:rPr>
+                <w:noProof/>
+                <w:webHidden/>
+              </w:rPr>
+            </w:r>
+            <w:r>
+              <w:rPr>
+                <w:noProof/>
+                <w:webHidden/>
+              </w:rPr>
+              <w:fldChar w:fldCharType="separate"/>
+            </w:r>
+            <w:r>
+              <w:rPr>
+                <w:noProof/>
+                <w:webHidden/>
+              </w:rPr>
+              <w:t>2</w:t>
+            </w:r>
+            <w:r>
+              <w:rPr>
+                <w:noProof/>
+                <w:webHidden/>
+              </w:rPr>
+              <w:fldChar w:fldCharType="end"/>
+            </w:r>
+          </w:hyperlink>
+        </w:p>
+        <w:p>
+          <w:pPr>
+            <w:pStyle w:val="TDC1"/>
+            <w:tabs>
+              <w:tab w:val="right" w:leader="dot" w:pos="9350"/>
+            </w:tabs>
+            <w:rPr>
+              <w:rFonts w:asciiTheme="minorHAnsi" w:eastAsiaTheme="minorEastAsia" w:hAnsiTheme="minorHAnsi"/>
+              <w:noProof/>
+              <w:sz w:val="24"/>
+              <w:szCs w:val="24"/>
+              <w:lang w:eastAsia="es-MX"/>
+            </w:rPr>
+          </w:pPr>
+          <w:hyperlink w:anchor="_Toc222136991" w:history="1">
+            <w:r>
+              <w:rPr>
+                <w:rStyle w:val="Hipervnculo"/>
+                <w:noProof/>
+              </w:rPr>
               <w:t>ARCHIVO 1</w:t>
             </w:r>
             <w:r>
@@ -257,7 +318,7 @@
                 <w:noProof/>
                 <w:webHidden/>
               </w:rPr>
-              <w:instrText xml:space="preserve"> PAGEREF _Toc220345390 \h </w:instrText>
+              <w:instrText xml:space="preserve"> PAGEREF _Toc222136991 \h </w:instrText>
             </w:r>
             <w:r>
               <w:rPr>
@@ -277,7 +338,7 @@
                 <w:noProof/>
                 <w:webHidden/>
               </w:rPr>
-              <w:t>1</w:t>
+              <w:t>3</w:t>
             </w:r>
             <w:r>
               <w:rPr>
@@ -302,7 +363,7 @@
               <w:lang w:eastAsia="es-MX"/>
             </w:rPr>
           </w:pPr>
-          <w:hyperlink w:anchor="_Toc220345391" w:history="1">
+          <w:hyperlink w:anchor="_Toc222136992" w:history="1">
             <w:r>
               <w:rPr>
                 <w:rStyle w:val="Hipervnculo"/>
@@ -329,7 +390,7 @@
                 <w:noProof/>
                 <w:webHidden/>
               </w:rPr>
-              <w:instrText xml:space="preserve"> PAGEREF _Toc220345391 \h </w:instrText>
+              <w:instrText xml:space="preserve"> PAGEREF _Toc222136992 \h </w:instrText>
             </w:r>
             <w:r>
               <w:rPr>
@@ -349,7 +410,7 @@
                 <w:noProof/>
                 <w:webHidden/>
               </w:rPr>
-              <w:t>2</w:t>
+              <w:t>3</w:t>
             </w:r>
             <w:r>
               <w:rPr>
@@ -374,7 +435,7 @@
               <w:lang w:eastAsia="es-MX"/>
             </w:rPr>
           </w:pPr>
-          <w:hyperlink w:anchor="_Toc220345392" w:history="1">
+          <w:hyperlink w:anchor="_Toc222136993" w:history="1">
             <w:r>
               <w:rPr>
                 <w:rStyle w:val="Hipervnculo"/>
@@ -401,7 +462,7 @@
                 <w:noProof/>
                 <w:webHidden/>
               </w:rPr>
-              <w:instrText xml:space="preserve"> PAGEREF _Toc220345392 \h </w:instrText>
+              <w:instrText xml:space="preserve"> PAGEREF _Toc222136993 \h </w:instrText>
             </w:r>
             <w:r>
               <w:rPr>
@@ -421,7 +482,7 @@
                 <w:noProof/>
                 <w:webHidden/>
               </w:rPr>
-              <w:t>2</w:t>
+              <w:t>3</w:t>
             </w:r>
             <w:r>
               <w:rPr>
@@ -446,7 +507,7 @@
               <w:lang w:eastAsia="es-MX"/>
             </w:rPr>
           </w:pPr>
-          <w:hyperlink w:anchor="_Toc220345393" w:history="1">
+          <w:hyperlink w:anchor="_Toc222136994" w:history="1">
             <w:r>
               <w:rPr>
                 <w:rStyle w:val="Hipervnculo"/>
@@ -473,7 +534,7 @@
                 <w:noProof/>
                 <w:webHidden/>
               </w:rPr>
-              <w:instrText xml:space="preserve"> PAGEREF _Toc220345393 \h </w:instrText>
+              <w:instrText xml:space="preserve"> PAGEREF _Toc222136994 \h </w:instrText>
             </w:r>
             <w:r>
               <w:rPr>
@@ -493,7 +554,7 @@
                 <w:noProof/>
                 <w:webHidden/>
               </w:rPr>
-              <w:t>2</w:t>
+              <w:t>3</w:t>
             </w:r>
             <w:r>
               <w:rPr>
@@ -518,7 +579,7 @@
               <w:lang w:eastAsia="es-MX"/>
             </w:rPr>
           </w:pPr>
-          <w:hyperlink w:anchor="_Toc220345394" w:history="1">
+          <w:hyperlink w:anchor="_Toc222136995" w:history="1">
             <w:r>
               <w:rPr>
                 <w:rStyle w:val="Hipervnculo"/>
@@ -545,7 +606,7 @@
                 <w:noProof/>
                 <w:webHidden/>
               </w:rPr>
-              <w:instrText xml:space="preserve"> PAGEREF _Toc220345394 \h </w:instrText>
+              <w:instrText xml:space="preserve"> PAGEREF _Toc222136995 \h </w:instrText>
             </w:r>
             <w:r>
               <w:rPr>
@@ -565,7 +626,7 @@
                 <w:noProof/>
                 <w:webHidden/>
               </w:rPr>
-              <w:t>2</w:t>
+              <w:t>4</w:t>
             </w:r>
             <w:r>
               <w:rPr>
@@ -590,7 +651,7 @@
               <w:lang w:eastAsia="es-MX"/>
             </w:rPr>
           </w:pPr>
-          <w:hyperlink w:anchor="_Toc220345395" w:history="1">
+          <w:hyperlink w:anchor="_Toc222136996" w:history="1">
             <w:r>
               <w:rPr>
                 <w:rStyle w:val="Hipervnculo"/>
@@ -617,7 +678,7 @@
                 <w:noProof/>
                 <w:webHidden/>
               </w:rPr>
-              <w:instrText xml:space="preserve"> PAGEREF _Toc220345395 \h </w:instrText>
+              <w:instrText xml:space="preserve"> PAGEREF _Toc222136996 \h </w:instrText>
             </w:r>
             <w:r>
               <w:rPr>
@@ -637,7 +698,7 @@
                 <w:noProof/>
                 <w:webHidden/>
               </w:rPr>
-              <w:t>2</w:t>
+              <w:t>4</w:t>
             </w:r>
             <w:r>
               <w:rPr>
@@ -662,7 +723,7 @@
               <w:lang w:eastAsia="es-MX"/>
             </w:rPr>
           </w:pPr>
-          <w:hyperlink w:anchor="_Toc220345396" w:history="1">
+          <w:hyperlink w:anchor="_Toc222136997" w:history="1">
             <w:r>
               <w:rPr>
                 <w:rStyle w:val="Hipervnculo"/>
@@ -689,7 +750,7 @@
                 <w:noProof/>
                 <w:webHidden/>
               </w:rPr>
-              <w:instrText xml:space="preserve"> PAGEREF _Toc220345396 \h </w:instrText>
+              <w:instrText xml:space="preserve"> PAGEREF _Toc222136997 \h </w:instrText>
             </w:r>
             <w:r>
               <w:rPr>
@@ -709,7 +770,7 @@
                 <w:noProof/>
                 <w:webHidden/>
               </w:rPr>
-              <w:t>2</w:t>
+              <w:t>4</w:t>
             </w:r>
             <w:r>
               <w:rPr>
@@ -734,7 +795,7 @@
               <w:lang w:eastAsia="es-MX"/>
             </w:rPr>
           </w:pPr>
-          <w:hyperlink w:anchor="_Toc220345397" w:history="1">
+          <w:hyperlink w:anchor="_Toc222136998" w:history="1">
             <w:r>
               <w:rPr>
                 <w:rStyle w:val="Hipervnculo"/>
@@ -761,7 +822,7 @@
                 <w:noProof/>
                 <w:webHidden/>
               </w:rPr>
-              <w:instrText xml:space="preserve"> PAGEREF _Toc220345397 \h </w:instrText>
+              <w:instrText xml:space="preserve"> PAGEREF _Toc222136998 \h </w:instrText>
             </w:r>
             <w:r>
               <w:rPr>
@@ -781,7 +842,7 @@
                 <w:noProof/>
                 <w:webHidden/>
               </w:rPr>
-              <w:t>3</w:t>
+              <w:t>4</w:t>
             </w:r>
             <w:r>
               <w:rPr>
@@ -806,7 +867,7 @@
               <w:lang w:eastAsia="es-MX"/>
             </w:rPr>
           </w:pPr>
-          <w:hyperlink w:anchor="_Toc220345398" w:history="1">
+          <w:hyperlink w:anchor="_Toc222136999" w:history="1">
             <w:r>
               <w:rPr>
                 <w:rStyle w:val="Hipervnculo"/>
@@ -833,7 +894,7 @@
                 <w:noProof/>
                 <w:webHidden/>
               </w:rPr>
-              <w:instrText xml:space="preserve"> PAGEREF _Toc220345398 \h </w:instrText>
+              <w:instrText xml:space="preserve"> PAGEREF _Toc222136999 \h </w:instrText>
             </w:r>
             <w:r>
               <w:rPr>
@@ -853,7 +914,7 @@
                 <w:noProof/>
                 <w:webHidden/>
               </w:rPr>
-              <w:t>3</w:t>
+              <w:t>4</w:t>
             </w:r>
             <w:r>
               <w:rPr>
@@ -878,12 +939,1524 @@
               <w:lang w:eastAsia="es-MX"/>
             </w:rPr>
           </w:pPr>
-          <w:hyperlink w:anchor="_Toc220345399" w:history="1">
+          <w:hyperlink w:anchor="_Toc222137000" w:history="1">
             <w:r>
               <w:rPr>
                 <w:rStyle w:val="Hipervnculo"/>
                 <w:noProof/>
               </w:rPr>
+              <w:t>ARCHIVO 2</w:t>
+            </w:r>
+            <w:r>
+              <w:rPr>
+                <w:noProof/>
+                <w:webHidden/>
+              </w:rPr>
+              <w:tab/>
+            </w:r>
+            <w:r>
+              <w:rPr>
+                <w:noProof/>
+                <w:webHidden/>
+              </w:rPr>
+              <w:fldChar w:fldCharType="begin"/>
+            </w:r>
+            <w:r>
+              <w:rPr>
+                <w:noProof/>
+                <w:webHidden/>
+              </w:rPr>
+              <w:instrText xml:space="preserve"> PAGEREF _Toc222137000 \h </w:instrText>
+            </w:r>
+            <w:r>
+              <w:rPr>
+                <w:noProof/>
+                <w:webHidden/>
+              </w:rPr>
+            </w:r>
+            <w:r>
+              <w:rPr>
+                <w:noProof/>
+                <w:webHidden/>
+              </w:rPr>
+              <w:fldChar w:fldCharType="separate"/>
+            </w:r>
+            <w:r>
+              <w:rPr>
+                <w:noProof/>
+                <w:webHidden/>
+              </w:rPr>
+              <w:t>5</w:t>
+            </w:r>
+            <w:r>
+              <w:rPr>
+                <w:noProof/>
+                <w:webHidden/>
+              </w:rPr>
+              <w:fldChar w:fldCharType="end"/>
+            </w:r>
+          </w:hyperlink>
+        </w:p>
+        <w:p>
+          <w:pPr>
+            <w:pStyle w:val="TDC2"/>
+            <w:tabs>
+              <w:tab w:val="right" w:leader="dot" w:pos="9350"/>
+            </w:tabs>
+            <w:rPr>
+              <w:rFonts w:asciiTheme="minorHAnsi" w:eastAsiaTheme="minorEastAsia" w:hAnsiTheme="minorHAnsi"/>
+              <w:noProof/>
+              <w:sz w:val="24"/>
+              <w:szCs w:val="24"/>
+              <w:lang w:eastAsia="es-MX"/>
+            </w:rPr>
+          </w:pPr>
+          <w:hyperlink w:anchor="_Toc222137001" w:history="1">
+            <w:r>
+              <w:rPr>
+                <w:rStyle w:val="Hipervnculo"/>
+                <w:noProof/>
+              </w:rPr>
+              <w:t>Título Funerario Maria Yolanda</w:t>
+            </w:r>
+            <w:r>
+              <w:rPr>
+                <w:noProof/>
+                <w:webHidden/>
+              </w:rPr>
+              <w:tab/>
+            </w:r>
+            <w:r>
+              <w:rPr>
+                <w:noProof/>
+                <w:webHidden/>
+              </w:rPr>
+              <w:fldChar w:fldCharType="begin"/>
+            </w:r>
+            <w:r>
+              <w:rPr>
+                <w:noProof/>
+                <w:webHidden/>
+              </w:rPr>
+              <w:instrText xml:space="preserve"> PAGEREF _Toc222137001 \h </w:instrText>
+            </w:r>
+            <w:r>
+              <w:rPr>
+                <w:noProof/>
+                <w:webHidden/>
+              </w:rPr>
+            </w:r>
+            <w:r>
+              <w:rPr>
+                <w:noProof/>
+                <w:webHidden/>
+              </w:rPr>
+              <w:fldChar w:fldCharType="separate"/>
+            </w:r>
+            <w:r>
+              <w:rPr>
+                <w:noProof/>
+                <w:webHidden/>
+              </w:rPr>
+              <w:t>5</w:t>
+            </w:r>
+            <w:r>
+              <w:rPr>
+                <w:noProof/>
+                <w:webHidden/>
+              </w:rPr>
+              <w:fldChar w:fldCharType="end"/>
+            </w:r>
+          </w:hyperlink>
+        </w:p>
+        <w:p>
+          <w:pPr>
+            <w:pStyle w:val="TDC2"/>
+            <w:tabs>
+              <w:tab w:val="right" w:leader="dot" w:pos="9350"/>
+            </w:tabs>
+            <w:rPr>
+              <w:rFonts w:asciiTheme="minorHAnsi" w:eastAsiaTheme="minorEastAsia" w:hAnsiTheme="minorHAnsi"/>
+              <w:noProof/>
+              <w:sz w:val="24"/>
+              <w:szCs w:val="24"/>
+              <w:lang w:eastAsia="es-MX"/>
+            </w:rPr>
+          </w:pPr>
+          <w:hyperlink w:anchor="_Toc222137002" w:history="1">
+            <w:r>
+              <w:rPr>
+                <w:rStyle w:val="Hipervnculo"/>
+                <w:noProof/>
+              </w:rPr>
+              <w:t>Título Funerario Vicente</w:t>
+            </w:r>
+            <w:r>
+              <w:rPr>
+                <w:noProof/>
+                <w:webHidden/>
+              </w:rPr>
+              <w:tab/>
+            </w:r>
+            <w:r>
+              <w:rPr>
+                <w:noProof/>
+                <w:webHidden/>
+              </w:rPr>
+              <w:fldChar w:fldCharType="begin"/>
+            </w:r>
+            <w:r>
+              <w:rPr>
+                <w:noProof/>
+                <w:webHidden/>
+              </w:rPr>
+              <w:instrText xml:space="preserve"> PAGEREF _Toc222137002 \h </w:instrText>
+            </w:r>
+            <w:r>
+              <w:rPr>
+                <w:noProof/>
+                <w:webHidden/>
+              </w:rPr>
+            </w:r>
+            <w:r>
+              <w:rPr>
+                <w:noProof/>
+                <w:webHidden/>
+              </w:rPr>
+              <w:fldChar w:fldCharType="separate"/>
+            </w:r>
+            <w:r>
+              <w:rPr>
+                <w:noProof/>
+                <w:webHidden/>
+              </w:rPr>
+              <w:t>5</w:t>
+            </w:r>
+            <w:r>
+              <w:rPr>
+                <w:noProof/>
+                <w:webHidden/>
+              </w:rPr>
+              <w:fldChar w:fldCharType="end"/>
+            </w:r>
+          </w:hyperlink>
+        </w:p>
+        <w:p>
+          <w:pPr>
+            <w:pStyle w:val="TDC2"/>
+            <w:tabs>
+              <w:tab w:val="right" w:leader="dot" w:pos="9350"/>
+            </w:tabs>
+            <w:rPr>
+              <w:rFonts w:asciiTheme="minorHAnsi" w:eastAsiaTheme="minorEastAsia" w:hAnsiTheme="minorHAnsi"/>
+              <w:noProof/>
+              <w:sz w:val="24"/>
+              <w:szCs w:val="24"/>
+              <w:lang w:eastAsia="es-MX"/>
+            </w:rPr>
+          </w:pPr>
+          <w:hyperlink w:anchor="_Toc222137003" w:history="1">
+            <w:r>
+              <w:rPr>
+                <w:rStyle w:val="Hipervnculo"/>
+                <w:noProof/>
+              </w:rPr>
+              <w:t>Factura Chevrolet AVEO</w:t>
+            </w:r>
+            <w:r>
+              <w:rPr>
+                <w:noProof/>
+                <w:webHidden/>
+              </w:rPr>
+              <w:tab/>
+            </w:r>
+            <w:r>
+              <w:rPr>
+                <w:noProof/>
+                <w:webHidden/>
+              </w:rPr>
+              <w:fldChar w:fldCharType="begin"/>
+            </w:r>
+            <w:r>
+              <w:rPr>
+                <w:noProof/>
+                <w:webHidden/>
+              </w:rPr>
+              <w:instrText xml:space="preserve"> PAGEREF _Toc222137003 \h </w:instrText>
+            </w:r>
+            <w:r>
+              <w:rPr>
+                <w:noProof/>
+                <w:webHidden/>
+              </w:rPr>
+            </w:r>
+            <w:r>
+              <w:rPr>
+                <w:noProof/>
+                <w:webHidden/>
+              </w:rPr>
+              <w:fldChar w:fldCharType="separate"/>
+            </w:r>
+            <w:r>
+              <w:rPr>
+                <w:noProof/>
+                <w:webHidden/>
+              </w:rPr>
+              <w:t>5</w:t>
+            </w:r>
+            <w:r>
+              <w:rPr>
+                <w:noProof/>
+                <w:webHidden/>
+              </w:rPr>
+              <w:fldChar w:fldCharType="end"/>
+            </w:r>
+          </w:hyperlink>
+        </w:p>
+        <w:p>
+          <w:pPr>
+            <w:pStyle w:val="TDC2"/>
+            <w:tabs>
+              <w:tab w:val="right" w:leader="dot" w:pos="9350"/>
+            </w:tabs>
+            <w:rPr>
+              <w:rFonts w:asciiTheme="minorHAnsi" w:eastAsiaTheme="minorEastAsia" w:hAnsiTheme="minorHAnsi"/>
+              <w:noProof/>
+              <w:sz w:val="24"/>
+              <w:szCs w:val="24"/>
+              <w:lang w:eastAsia="es-MX"/>
+            </w:rPr>
+          </w:pPr>
+          <w:hyperlink w:anchor="_Toc222137004" w:history="1">
+            <w:r>
+              <w:rPr>
+                <w:rStyle w:val="Hipervnculo"/>
+                <w:noProof/>
+              </w:rPr>
+              <w:t>Factura de Motocicleta</w:t>
+            </w:r>
+            <w:r>
+              <w:rPr>
+                <w:noProof/>
+                <w:webHidden/>
+              </w:rPr>
+              <w:tab/>
+            </w:r>
+            <w:r>
+              <w:rPr>
+                <w:noProof/>
+                <w:webHidden/>
+              </w:rPr>
+              <w:fldChar w:fldCharType="begin"/>
+            </w:r>
+            <w:r>
+              <w:rPr>
+                <w:noProof/>
+                <w:webHidden/>
+              </w:rPr>
+              <w:instrText xml:space="preserve"> PAGEREF _Toc222137004 \h </w:instrText>
+            </w:r>
+            <w:r>
+              <w:rPr>
+                <w:noProof/>
+                <w:webHidden/>
+              </w:rPr>
+            </w:r>
+            <w:r>
+              <w:rPr>
+                <w:noProof/>
+                <w:webHidden/>
+              </w:rPr>
+              <w:fldChar w:fldCharType="separate"/>
+            </w:r>
+            <w:r>
+              <w:rPr>
+                <w:noProof/>
+                <w:webHidden/>
+              </w:rPr>
+              <w:t>5</w:t>
+            </w:r>
+            <w:r>
+              <w:rPr>
+                <w:noProof/>
+                <w:webHidden/>
+              </w:rPr>
+              <w:fldChar w:fldCharType="end"/>
+            </w:r>
+          </w:hyperlink>
+        </w:p>
+        <w:p>
+          <w:pPr>
+            <w:pStyle w:val="TDC2"/>
+            <w:tabs>
+              <w:tab w:val="right" w:leader="dot" w:pos="9350"/>
+            </w:tabs>
+            <w:rPr>
+              <w:rFonts w:asciiTheme="minorHAnsi" w:eastAsiaTheme="minorEastAsia" w:hAnsiTheme="minorHAnsi"/>
+              <w:noProof/>
+              <w:sz w:val="24"/>
+              <w:szCs w:val="24"/>
+              <w:lang w:eastAsia="es-MX"/>
+            </w:rPr>
+          </w:pPr>
+          <w:hyperlink w:anchor="_Toc222137005" w:history="1">
+            <w:r>
+              <w:rPr>
+                <w:rStyle w:val="Hipervnculo"/>
+                <w:noProof/>
+              </w:rPr>
+              <w:t>Factura del Chevrolet SPARK</w:t>
+            </w:r>
+            <w:r>
+              <w:rPr>
+                <w:noProof/>
+                <w:webHidden/>
+              </w:rPr>
+              <w:tab/>
+            </w:r>
+            <w:r>
+              <w:rPr>
+                <w:noProof/>
+                <w:webHidden/>
+              </w:rPr>
+              <w:fldChar w:fldCharType="begin"/>
+            </w:r>
+            <w:r>
+              <w:rPr>
+                <w:noProof/>
+                <w:webHidden/>
+              </w:rPr>
+              <w:instrText xml:space="preserve"> PAGEREF _Toc222137005 \h </w:instrText>
+            </w:r>
+            <w:r>
+              <w:rPr>
+                <w:noProof/>
+                <w:webHidden/>
+              </w:rPr>
+            </w:r>
+            <w:r>
+              <w:rPr>
+                <w:noProof/>
+                <w:webHidden/>
+              </w:rPr>
+              <w:fldChar w:fldCharType="separate"/>
+            </w:r>
+            <w:r>
+              <w:rPr>
+                <w:noProof/>
+                <w:webHidden/>
+              </w:rPr>
+              <w:t>5</w:t>
+            </w:r>
+            <w:r>
+              <w:rPr>
+                <w:noProof/>
+                <w:webHidden/>
+              </w:rPr>
+              <w:fldChar w:fldCharType="end"/>
+            </w:r>
+          </w:hyperlink>
+        </w:p>
+        <w:p>
+          <w:pPr>
+            <w:pStyle w:val="TDC2"/>
+            <w:tabs>
+              <w:tab w:val="right" w:leader="dot" w:pos="9350"/>
+            </w:tabs>
+            <w:rPr>
+              <w:rFonts w:asciiTheme="minorHAnsi" w:eastAsiaTheme="minorEastAsia" w:hAnsiTheme="minorHAnsi"/>
+              <w:noProof/>
+              <w:sz w:val="24"/>
+              <w:szCs w:val="24"/>
+              <w:lang w:eastAsia="es-MX"/>
+            </w:rPr>
+          </w:pPr>
+          <w:hyperlink w:anchor="_Toc222137006" w:history="1">
+            <w:r>
+              <w:rPr>
+                <w:rStyle w:val="Hipervnculo"/>
+                <w:noProof/>
+              </w:rPr>
+              <w:t>Documentos Vicente</w:t>
+            </w:r>
+            <w:r>
+              <w:rPr>
+                <w:noProof/>
+                <w:webHidden/>
+              </w:rPr>
+              <w:tab/>
+            </w:r>
+            <w:r>
+              <w:rPr>
+                <w:noProof/>
+                <w:webHidden/>
+              </w:rPr>
+              <w:fldChar w:fldCharType="begin"/>
+            </w:r>
+            <w:r>
+              <w:rPr>
+                <w:noProof/>
+                <w:webHidden/>
+              </w:rPr>
+              <w:instrText xml:space="preserve"> PAGEREF _Toc222137006 \h </w:instrText>
+            </w:r>
+            <w:r>
+              <w:rPr>
+                <w:noProof/>
+                <w:webHidden/>
+              </w:rPr>
+            </w:r>
+            <w:r>
+              <w:rPr>
+                <w:noProof/>
+                <w:webHidden/>
+              </w:rPr>
+              <w:fldChar w:fldCharType="separate"/>
+            </w:r>
+            <w:r>
+              <w:rPr>
+                <w:noProof/>
+                <w:webHidden/>
+              </w:rPr>
+              <w:t>6</w:t>
+            </w:r>
+            <w:r>
+              <w:rPr>
+                <w:noProof/>
+                <w:webHidden/>
+              </w:rPr>
+              <w:fldChar w:fldCharType="end"/>
+            </w:r>
+          </w:hyperlink>
+        </w:p>
+        <w:p>
+          <w:pPr>
+            <w:pStyle w:val="TDC2"/>
+            <w:tabs>
+              <w:tab w:val="right" w:leader="dot" w:pos="9350"/>
+            </w:tabs>
+            <w:rPr>
+              <w:rFonts w:asciiTheme="minorHAnsi" w:eastAsiaTheme="minorEastAsia" w:hAnsiTheme="minorHAnsi"/>
+              <w:noProof/>
+              <w:sz w:val="24"/>
+              <w:szCs w:val="24"/>
+              <w:lang w:eastAsia="es-MX"/>
+            </w:rPr>
+          </w:pPr>
+          <w:hyperlink w:anchor="_Toc222137007" w:history="1">
+            <w:r>
+              <w:rPr>
+                <w:rStyle w:val="Hipervnculo"/>
+                <w:noProof/>
+              </w:rPr>
+              <w:t>Escrituras Jacarandas No. 179</w:t>
+            </w:r>
+            <w:r>
+              <w:rPr>
+                <w:noProof/>
+                <w:webHidden/>
+              </w:rPr>
+              <w:tab/>
+            </w:r>
+            <w:r>
+              <w:rPr>
+                <w:noProof/>
+                <w:webHidden/>
+              </w:rPr>
+              <w:fldChar w:fldCharType="begin"/>
+            </w:r>
+            <w:r>
+              <w:rPr>
+                <w:noProof/>
+                <w:webHidden/>
+              </w:rPr>
+              <w:instrText xml:space="preserve"> PAGEREF _Toc222137007 \h </w:instrText>
+            </w:r>
+            <w:r>
+              <w:rPr>
+                <w:noProof/>
+                <w:webHidden/>
+              </w:rPr>
+            </w:r>
+            <w:r>
+              <w:rPr>
+                <w:noProof/>
+                <w:webHidden/>
+              </w:rPr>
+              <w:fldChar w:fldCharType="separate"/>
+            </w:r>
+            <w:r>
+              <w:rPr>
+                <w:noProof/>
+                <w:webHidden/>
+              </w:rPr>
+              <w:t>6</w:t>
+            </w:r>
+            <w:r>
+              <w:rPr>
+                <w:noProof/>
+                <w:webHidden/>
+              </w:rPr>
+              <w:fldChar w:fldCharType="end"/>
+            </w:r>
+          </w:hyperlink>
+        </w:p>
+        <w:p>
+          <w:pPr>
+            <w:pStyle w:val="TDC2"/>
+            <w:tabs>
+              <w:tab w:val="right" w:leader="dot" w:pos="9350"/>
+            </w:tabs>
+            <w:rPr>
+              <w:rFonts w:asciiTheme="minorHAnsi" w:eastAsiaTheme="minorEastAsia" w:hAnsiTheme="minorHAnsi"/>
+              <w:noProof/>
+              <w:sz w:val="24"/>
+              <w:szCs w:val="24"/>
+              <w:lang w:eastAsia="es-MX"/>
+            </w:rPr>
+          </w:pPr>
+          <w:hyperlink w:anchor="_Toc222137008" w:history="1">
+            <w:r>
+              <w:rPr>
+                <w:rStyle w:val="Hipervnculo"/>
+                <w:noProof/>
+              </w:rPr>
+              <w:t>Escrituras Jacarandas No. 154</w:t>
+            </w:r>
+            <w:r>
+              <w:rPr>
+                <w:noProof/>
+                <w:webHidden/>
+              </w:rPr>
+              <w:tab/>
+            </w:r>
+            <w:r>
+              <w:rPr>
+                <w:noProof/>
+                <w:webHidden/>
+              </w:rPr>
+              <w:fldChar w:fldCharType="begin"/>
+            </w:r>
+            <w:r>
+              <w:rPr>
+                <w:noProof/>
+                <w:webHidden/>
+              </w:rPr>
+              <w:instrText xml:space="preserve"> PAGEREF _Toc222137008 \h </w:instrText>
+            </w:r>
+            <w:r>
+              <w:rPr>
+                <w:noProof/>
+                <w:webHidden/>
+              </w:rPr>
+            </w:r>
+            <w:r>
+              <w:rPr>
+                <w:noProof/>
+                <w:webHidden/>
+              </w:rPr>
+              <w:fldChar w:fldCharType="separate"/>
+            </w:r>
+            <w:r>
+              <w:rPr>
+                <w:noProof/>
+                <w:webHidden/>
+              </w:rPr>
+              <w:t>6</w:t>
+            </w:r>
+            <w:r>
+              <w:rPr>
+                <w:noProof/>
+                <w:webHidden/>
+              </w:rPr>
+              <w:fldChar w:fldCharType="end"/>
+            </w:r>
+          </w:hyperlink>
+        </w:p>
+        <w:p>
+          <w:pPr>
+            <w:pStyle w:val="TDC2"/>
+            <w:tabs>
+              <w:tab w:val="right" w:leader="dot" w:pos="9350"/>
+            </w:tabs>
+            <w:rPr>
+              <w:rFonts w:asciiTheme="minorHAnsi" w:eastAsiaTheme="minorEastAsia" w:hAnsiTheme="minorHAnsi"/>
+              <w:noProof/>
+              <w:sz w:val="24"/>
+              <w:szCs w:val="24"/>
+              <w:lang w:eastAsia="es-MX"/>
+            </w:rPr>
+          </w:pPr>
+          <w:hyperlink w:anchor="_Toc222137009" w:history="1">
+            <w:r>
+              <w:rPr>
+                <w:rStyle w:val="Hipervnculo"/>
+                <w:noProof/>
+              </w:rPr>
+              <w:t>Escrituras San Francisco de Sales 76</w:t>
+            </w:r>
+            <w:r>
+              <w:rPr>
+                <w:noProof/>
+                <w:webHidden/>
+              </w:rPr>
+              <w:tab/>
+            </w:r>
+            <w:r>
+              <w:rPr>
+                <w:noProof/>
+                <w:webHidden/>
+              </w:rPr>
+              <w:fldChar w:fldCharType="begin"/>
+            </w:r>
+            <w:r>
+              <w:rPr>
+                <w:noProof/>
+                <w:webHidden/>
+              </w:rPr>
+              <w:instrText xml:space="preserve"> PAGEREF _Toc222137009 \h </w:instrText>
+            </w:r>
+            <w:r>
+              <w:rPr>
+                <w:noProof/>
+                <w:webHidden/>
+              </w:rPr>
+            </w:r>
+            <w:r>
+              <w:rPr>
+                <w:noProof/>
+                <w:webHidden/>
+              </w:rPr>
+              <w:fldChar w:fldCharType="separate"/>
+            </w:r>
+            <w:r>
+              <w:rPr>
+                <w:noProof/>
+                <w:webHidden/>
+              </w:rPr>
+              <w:t>6</w:t>
+            </w:r>
+            <w:r>
+              <w:rPr>
+                <w:noProof/>
+                <w:webHidden/>
+              </w:rPr>
+              <w:fldChar w:fldCharType="end"/>
+            </w:r>
+          </w:hyperlink>
+        </w:p>
+        <w:p>
+          <w:pPr>
+            <w:pStyle w:val="TDC2"/>
+            <w:tabs>
+              <w:tab w:val="right" w:leader="dot" w:pos="9350"/>
+            </w:tabs>
+            <w:rPr>
+              <w:rFonts w:asciiTheme="minorHAnsi" w:eastAsiaTheme="minorEastAsia" w:hAnsiTheme="minorHAnsi"/>
+              <w:noProof/>
+              <w:sz w:val="24"/>
+              <w:szCs w:val="24"/>
+              <w:lang w:eastAsia="es-MX"/>
+            </w:rPr>
+          </w:pPr>
+          <w:hyperlink w:anchor="_Toc222137010" w:history="1">
+            <w:r>
+              <w:rPr>
+                <w:rStyle w:val="Hipervnculo"/>
+                <w:noProof/>
+              </w:rPr>
+              <w:t>Escritura Departamento Loma Dorada</w:t>
+            </w:r>
+            <w:r>
+              <w:rPr>
+                <w:noProof/>
+                <w:webHidden/>
+              </w:rPr>
+              <w:tab/>
+            </w:r>
+            <w:r>
+              <w:rPr>
+                <w:noProof/>
+                <w:webHidden/>
+              </w:rPr>
+              <w:fldChar w:fldCharType="begin"/>
+            </w:r>
+            <w:r>
+              <w:rPr>
+                <w:noProof/>
+                <w:webHidden/>
+              </w:rPr>
+              <w:instrText xml:space="preserve"> PAGEREF _Toc222137010 \h </w:instrText>
+            </w:r>
+            <w:r>
+              <w:rPr>
+                <w:noProof/>
+                <w:webHidden/>
+              </w:rPr>
+            </w:r>
+            <w:r>
+              <w:rPr>
+                <w:noProof/>
+                <w:webHidden/>
+              </w:rPr>
+              <w:fldChar w:fldCharType="separate"/>
+            </w:r>
+            <w:r>
+              <w:rPr>
+                <w:noProof/>
+                <w:webHidden/>
+              </w:rPr>
+              <w:t>6</w:t>
+            </w:r>
+            <w:r>
+              <w:rPr>
+                <w:noProof/>
+                <w:webHidden/>
+              </w:rPr>
+              <w:fldChar w:fldCharType="end"/>
+            </w:r>
+          </w:hyperlink>
+        </w:p>
+        <w:p>
+          <w:pPr>
+            <w:pStyle w:val="TDC2"/>
+            <w:tabs>
+              <w:tab w:val="right" w:leader="dot" w:pos="9350"/>
+            </w:tabs>
+            <w:rPr>
+              <w:rFonts w:asciiTheme="minorHAnsi" w:eastAsiaTheme="minorEastAsia" w:hAnsiTheme="minorHAnsi"/>
+              <w:noProof/>
+              <w:sz w:val="24"/>
+              <w:szCs w:val="24"/>
+              <w:lang w:eastAsia="es-MX"/>
+            </w:rPr>
+          </w:pPr>
+          <w:hyperlink w:anchor="_Toc222137011" w:history="1">
+            <w:r>
+              <w:rPr>
+                <w:rStyle w:val="Hipervnculo"/>
+                <w:noProof/>
+              </w:rPr>
+              <w:t>Titulo de Propiedad Nicho Sr. Encino</w:t>
+            </w:r>
+            <w:r>
+              <w:rPr>
+                <w:noProof/>
+                <w:webHidden/>
+              </w:rPr>
+              <w:tab/>
+            </w:r>
+            <w:r>
+              <w:rPr>
+                <w:noProof/>
+                <w:webHidden/>
+              </w:rPr>
+              <w:fldChar w:fldCharType="begin"/>
+            </w:r>
+            <w:r>
+              <w:rPr>
+                <w:noProof/>
+                <w:webHidden/>
+              </w:rPr>
+              <w:instrText xml:space="preserve"> PAGEREF _Toc222137011 \h </w:instrText>
+            </w:r>
+            <w:r>
+              <w:rPr>
+                <w:noProof/>
+                <w:webHidden/>
+              </w:rPr>
+            </w:r>
+            <w:r>
+              <w:rPr>
+                <w:noProof/>
+                <w:webHidden/>
+              </w:rPr>
+              <w:fldChar w:fldCharType="separate"/>
+            </w:r>
+            <w:r>
+              <w:rPr>
+                <w:noProof/>
+                <w:webHidden/>
+              </w:rPr>
+              <w:t>6</w:t>
+            </w:r>
+            <w:r>
+              <w:rPr>
+                <w:noProof/>
+                <w:webHidden/>
+              </w:rPr>
+              <w:fldChar w:fldCharType="end"/>
+            </w:r>
+          </w:hyperlink>
+        </w:p>
+        <w:p>
+          <w:pPr>
+            <w:pStyle w:val="TDC2"/>
+            <w:tabs>
+              <w:tab w:val="right" w:leader="dot" w:pos="9350"/>
+            </w:tabs>
+            <w:rPr>
+              <w:rFonts w:asciiTheme="minorHAnsi" w:eastAsiaTheme="minorEastAsia" w:hAnsiTheme="minorHAnsi"/>
+              <w:noProof/>
+              <w:sz w:val="24"/>
+              <w:szCs w:val="24"/>
+              <w:lang w:eastAsia="es-MX"/>
+            </w:rPr>
+          </w:pPr>
+          <w:hyperlink w:anchor="_Toc222137012" w:history="1">
+            <w:r>
+              <w:rPr>
+                <w:rStyle w:val="Hipervnculo"/>
+                <w:noProof/>
+              </w:rPr>
+              <w:t>Documentos Maria Yolanda</w:t>
+            </w:r>
+            <w:r>
+              <w:rPr>
+                <w:noProof/>
+                <w:webHidden/>
+              </w:rPr>
+              <w:tab/>
+            </w:r>
+            <w:r>
+              <w:rPr>
+                <w:noProof/>
+                <w:webHidden/>
+              </w:rPr>
+              <w:fldChar w:fldCharType="begin"/>
+            </w:r>
+            <w:r>
+              <w:rPr>
+                <w:noProof/>
+                <w:webHidden/>
+              </w:rPr>
+              <w:instrText xml:space="preserve"> PAGEREF _Toc222137012 \h </w:instrText>
+            </w:r>
+            <w:r>
+              <w:rPr>
+                <w:noProof/>
+                <w:webHidden/>
+              </w:rPr>
+            </w:r>
+            <w:r>
+              <w:rPr>
+                <w:noProof/>
+                <w:webHidden/>
+              </w:rPr>
+              <w:fldChar w:fldCharType="separate"/>
+            </w:r>
+            <w:r>
+              <w:rPr>
+                <w:noProof/>
+                <w:webHidden/>
+              </w:rPr>
+              <w:t>7</w:t>
+            </w:r>
+            <w:r>
+              <w:rPr>
+                <w:noProof/>
+                <w:webHidden/>
+              </w:rPr>
+              <w:fldChar w:fldCharType="end"/>
+            </w:r>
+          </w:hyperlink>
+        </w:p>
+        <w:p>
+          <w:pPr>
+            <w:pStyle w:val="TDC2"/>
+            <w:tabs>
+              <w:tab w:val="right" w:leader="dot" w:pos="9350"/>
+            </w:tabs>
+            <w:rPr>
+              <w:rFonts w:asciiTheme="minorHAnsi" w:eastAsiaTheme="minorEastAsia" w:hAnsiTheme="minorHAnsi"/>
+              <w:noProof/>
+              <w:sz w:val="24"/>
+              <w:szCs w:val="24"/>
+              <w:lang w:eastAsia="es-MX"/>
+            </w:rPr>
+          </w:pPr>
+          <w:hyperlink w:anchor="_Toc222137013" w:history="1">
+            <w:r>
+              <w:rPr>
+                <w:rStyle w:val="Hipervnculo"/>
+                <w:noProof/>
+              </w:rPr>
+              <w:t>Resolución Maria Yolanda</w:t>
+            </w:r>
+            <w:r>
+              <w:rPr>
+                <w:noProof/>
+                <w:webHidden/>
+              </w:rPr>
+              <w:tab/>
+            </w:r>
+            <w:r>
+              <w:rPr>
+                <w:noProof/>
+                <w:webHidden/>
+              </w:rPr>
+              <w:fldChar w:fldCharType="begin"/>
+            </w:r>
+            <w:r>
+              <w:rPr>
+                <w:noProof/>
+                <w:webHidden/>
+              </w:rPr>
+              <w:instrText xml:space="preserve"> PAGEREF _Toc222137013 \h </w:instrText>
+            </w:r>
+            <w:r>
+              <w:rPr>
+                <w:noProof/>
+                <w:webHidden/>
+              </w:rPr>
+            </w:r>
+            <w:r>
+              <w:rPr>
+                <w:noProof/>
+                <w:webHidden/>
+              </w:rPr>
+              <w:fldChar w:fldCharType="separate"/>
+            </w:r>
+            <w:r>
+              <w:rPr>
+                <w:noProof/>
+                <w:webHidden/>
+              </w:rPr>
+              <w:t>7</w:t>
+            </w:r>
+            <w:r>
+              <w:rPr>
+                <w:noProof/>
+                <w:webHidden/>
+              </w:rPr>
+              <w:fldChar w:fldCharType="end"/>
+            </w:r>
+          </w:hyperlink>
+        </w:p>
+        <w:p>
+          <w:pPr>
+            <w:pStyle w:val="TDC2"/>
+            <w:tabs>
+              <w:tab w:val="right" w:leader="dot" w:pos="9350"/>
+            </w:tabs>
+            <w:rPr>
+              <w:rFonts w:asciiTheme="minorHAnsi" w:eastAsiaTheme="minorEastAsia" w:hAnsiTheme="minorHAnsi"/>
+              <w:noProof/>
+              <w:sz w:val="24"/>
+              <w:szCs w:val="24"/>
+              <w:lang w:eastAsia="es-MX"/>
+            </w:rPr>
+          </w:pPr>
+          <w:hyperlink w:anchor="_Toc222137014" w:history="1">
+            <w:r>
+              <w:rPr>
+                <w:rStyle w:val="Hipervnculo"/>
+                <w:noProof/>
+              </w:rPr>
+              <w:t>Resolución Vicente</w:t>
+            </w:r>
+            <w:r>
+              <w:rPr>
+                <w:noProof/>
+                <w:webHidden/>
+              </w:rPr>
+              <w:tab/>
+            </w:r>
+            <w:r>
+              <w:rPr>
+                <w:noProof/>
+                <w:webHidden/>
+              </w:rPr>
+              <w:fldChar w:fldCharType="begin"/>
+            </w:r>
+            <w:r>
+              <w:rPr>
+                <w:noProof/>
+                <w:webHidden/>
+              </w:rPr>
+              <w:instrText xml:space="preserve"> PAGEREF _Toc222137014 \h </w:instrText>
+            </w:r>
+            <w:r>
+              <w:rPr>
+                <w:noProof/>
+                <w:webHidden/>
+              </w:rPr>
+            </w:r>
+            <w:r>
+              <w:rPr>
+                <w:noProof/>
+                <w:webHidden/>
+              </w:rPr>
+              <w:fldChar w:fldCharType="separate"/>
+            </w:r>
+            <w:r>
+              <w:rPr>
+                <w:noProof/>
+                <w:webHidden/>
+              </w:rPr>
+              <w:t>7</w:t>
+            </w:r>
+            <w:r>
+              <w:rPr>
+                <w:noProof/>
+                <w:webHidden/>
+              </w:rPr>
+              <w:fldChar w:fldCharType="end"/>
+            </w:r>
+          </w:hyperlink>
+        </w:p>
+        <w:p>
+          <w:pPr>
+            <w:pStyle w:val="TDC2"/>
+            <w:tabs>
+              <w:tab w:val="right" w:leader="dot" w:pos="9350"/>
+            </w:tabs>
+            <w:rPr>
+              <w:rFonts w:asciiTheme="minorHAnsi" w:eastAsiaTheme="minorEastAsia" w:hAnsiTheme="minorHAnsi"/>
+              <w:noProof/>
+              <w:sz w:val="24"/>
+              <w:szCs w:val="24"/>
+              <w:lang w:eastAsia="es-MX"/>
+            </w:rPr>
+          </w:pPr>
+          <w:hyperlink w:anchor="_Toc222137015" w:history="1">
+            <w:r>
+              <w:rPr>
+                <w:rStyle w:val="Hipervnculo"/>
+                <w:noProof/>
+              </w:rPr>
+              <w:t>Banco Santander Vicente</w:t>
+            </w:r>
+            <w:r>
+              <w:rPr>
+                <w:noProof/>
+                <w:webHidden/>
+              </w:rPr>
+              <w:tab/>
+            </w:r>
+            <w:r>
+              <w:rPr>
+                <w:noProof/>
+                <w:webHidden/>
+              </w:rPr>
+              <w:fldChar w:fldCharType="begin"/>
+            </w:r>
+            <w:r>
+              <w:rPr>
+                <w:noProof/>
+                <w:webHidden/>
+              </w:rPr>
+              <w:instrText xml:space="preserve"> PAGEREF _Toc222137015 \h </w:instrText>
+            </w:r>
+            <w:r>
+              <w:rPr>
+                <w:noProof/>
+                <w:webHidden/>
+              </w:rPr>
+            </w:r>
+            <w:r>
+              <w:rPr>
+                <w:noProof/>
+                <w:webHidden/>
+              </w:rPr>
+              <w:fldChar w:fldCharType="separate"/>
+            </w:r>
+            <w:r>
+              <w:rPr>
+                <w:noProof/>
+                <w:webHidden/>
+              </w:rPr>
+              <w:t>7</w:t>
+            </w:r>
+            <w:r>
+              <w:rPr>
+                <w:noProof/>
+                <w:webHidden/>
+              </w:rPr>
+              <w:fldChar w:fldCharType="end"/>
+            </w:r>
+          </w:hyperlink>
+        </w:p>
+        <w:p>
+          <w:pPr>
+            <w:pStyle w:val="TDC2"/>
+            <w:tabs>
+              <w:tab w:val="right" w:leader="dot" w:pos="9350"/>
+            </w:tabs>
+            <w:rPr>
+              <w:rFonts w:asciiTheme="minorHAnsi" w:eastAsiaTheme="minorEastAsia" w:hAnsiTheme="minorHAnsi"/>
+              <w:noProof/>
+              <w:sz w:val="24"/>
+              <w:szCs w:val="24"/>
+              <w:lang w:eastAsia="es-MX"/>
+            </w:rPr>
+          </w:pPr>
+          <w:hyperlink w:anchor="_Toc222137016" w:history="1">
+            <w:r>
+              <w:rPr>
+                <w:rStyle w:val="Hipervnculo"/>
+                <w:noProof/>
+              </w:rPr>
+              <w:t>Banco Azteca Vicente</w:t>
+            </w:r>
+            <w:r>
+              <w:rPr>
+                <w:noProof/>
+                <w:webHidden/>
+              </w:rPr>
+              <w:tab/>
+            </w:r>
+            <w:r>
+              <w:rPr>
+                <w:noProof/>
+                <w:webHidden/>
+              </w:rPr>
+              <w:fldChar w:fldCharType="begin"/>
+            </w:r>
+            <w:r>
+              <w:rPr>
+                <w:noProof/>
+                <w:webHidden/>
+              </w:rPr>
+              <w:instrText xml:space="preserve"> PAGEREF _Toc222137016 \h </w:instrText>
+            </w:r>
+            <w:r>
+              <w:rPr>
+                <w:noProof/>
+                <w:webHidden/>
+              </w:rPr>
+            </w:r>
+            <w:r>
+              <w:rPr>
+                <w:noProof/>
+                <w:webHidden/>
+              </w:rPr>
+              <w:fldChar w:fldCharType="separate"/>
+            </w:r>
+            <w:r>
+              <w:rPr>
+                <w:noProof/>
+                <w:webHidden/>
+              </w:rPr>
+              <w:t>7</w:t>
+            </w:r>
+            <w:r>
+              <w:rPr>
+                <w:noProof/>
+                <w:webHidden/>
+              </w:rPr>
+              <w:fldChar w:fldCharType="end"/>
+            </w:r>
+          </w:hyperlink>
+        </w:p>
+        <w:p>
+          <w:pPr>
+            <w:pStyle w:val="TDC2"/>
+            <w:tabs>
+              <w:tab w:val="right" w:leader="dot" w:pos="9350"/>
+            </w:tabs>
+            <w:rPr>
+              <w:rFonts w:asciiTheme="minorHAnsi" w:eastAsiaTheme="minorEastAsia" w:hAnsiTheme="minorHAnsi"/>
+              <w:noProof/>
+              <w:sz w:val="24"/>
+              <w:szCs w:val="24"/>
+              <w:lang w:eastAsia="es-MX"/>
+            </w:rPr>
+          </w:pPr>
+          <w:hyperlink w:anchor="_Toc222137017" w:history="1">
+            <w:r>
+              <w:rPr>
+                <w:rStyle w:val="Hipervnculo"/>
+                <w:noProof/>
+              </w:rPr>
+              <w:t>Caja Popular Vicente y Yolanda</w:t>
+            </w:r>
+            <w:r>
+              <w:rPr>
+                <w:noProof/>
+                <w:webHidden/>
+              </w:rPr>
+              <w:tab/>
+            </w:r>
+            <w:r>
+              <w:rPr>
+                <w:noProof/>
+                <w:webHidden/>
+              </w:rPr>
+              <w:fldChar w:fldCharType="begin"/>
+            </w:r>
+            <w:r>
+              <w:rPr>
+                <w:noProof/>
+                <w:webHidden/>
+              </w:rPr>
+              <w:instrText xml:space="preserve"> PAGEREF _Toc222137017 \h </w:instrText>
+            </w:r>
+            <w:r>
+              <w:rPr>
+                <w:noProof/>
+                <w:webHidden/>
+              </w:rPr>
+            </w:r>
+            <w:r>
+              <w:rPr>
+                <w:noProof/>
+                <w:webHidden/>
+              </w:rPr>
+              <w:fldChar w:fldCharType="separate"/>
+            </w:r>
+            <w:r>
+              <w:rPr>
+                <w:noProof/>
+                <w:webHidden/>
+              </w:rPr>
+              <w:t>7</w:t>
+            </w:r>
+            <w:r>
+              <w:rPr>
+                <w:noProof/>
+                <w:webHidden/>
+              </w:rPr>
+              <w:fldChar w:fldCharType="end"/>
+            </w:r>
+          </w:hyperlink>
+        </w:p>
+        <w:p>
+          <w:pPr>
+            <w:pStyle w:val="TDC2"/>
+            <w:tabs>
+              <w:tab w:val="right" w:leader="dot" w:pos="9350"/>
+            </w:tabs>
+            <w:rPr>
+              <w:rFonts w:asciiTheme="minorHAnsi" w:eastAsiaTheme="minorEastAsia" w:hAnsiTheme="minorHAnsi"/>
+              <w:noProof/>
+              <w:sz w:val="24"/>
+              <w:szCs w:val="24"/>
+              <w:lang w:eastAsia="es-MX"/>
+            </w:rPr>
+          </w:pPr>
+          <w:hyperlink w:anchor="_Toc222137018" w:history="1">
+            <w:r>
+              <w:rPr>
+                <w:rStyle w:val="Hipervnculo"/>
+                <w:noProof/>
+              </w:rPr>
+              <w:t>Parque Funerales Colonias.</w:t>
+            </w:r>
+            <w:r>
+              <w:rPr>
+                <w:noProof/>
+                <w:webHidden/>
+              </w:rPr>
+              <w:tab/>
+            </w:r>
+            <w:r>
+              <w:rPr>
+                <w:noProof/>
+                <w:webHidden/>
+              </w:rPr>
+              <w:fldChar w:fldCharType="begin"/>
+            </w:r>
+            <w:r>
+              <w:rPr>
+                <w:noProof/>
+                <w:webHidden/>
+              </w:rPr>
+              <w:instrText xml:space="preserve"> PAGEREF _Toc222137018 \h </w:instrText>
+            </w:r>
+            <w:r>
+              <w:rPr>
+                <w:noProof/>
+                <w:webHidden/>
+              </w:rPr>
+            </w:r>
+            <w:r>
+              <w:rPr>
+                <w:noProof/>
+                <w:webHidden/>
+              </w:rPr>
+              <w:fldChar w:fldCharType="separate"/>
+            </w:r>
+            <w:r>
+              <w:rPr>
+                <w:noProof/>
+                <w:webHidden/>
+              </w:rPr>
+              <w:t>7</w:t>
+            </w:r>
+            <w:r>
+              <w:rPr>
+                <w:noProof/>
+                <w:webHidden/>
+              </w:rPr>
+              <w:fldChar w:fldCharType="end"/>
+            </w:r>
+          </w:hyperlink>
+        </w:p>
+        <w:p>
+          <w:pPr>
+            <w:pStyle w:val="TDC1"/>
+            <w:tabs>
+              <w:tab w:val="right" w:leader="dot" w:pos="9350"/>
+            </w:tabs>
+            <w:rPr>
+              <w:rFonts w:asciiTheme="minorHAnsi" w:eastAsiaTheme="minorEastAsia" w:hAnsiTheme="minorHAnsi"/>
+              <w:noProof/>
+              <w:sz w:val="24"/>
+              <w:szCs w:val="24"/>
+              <w:lang w:eastAsia="es-MX"/>
+            </w:rPr>
+          </w:pPr>
+          <w:hyperlink w:anchor="_Toc222137019" w:history="1">
+            <w:r>
+              <w:rPr>
+                <w:rStyle w:val="Hipervnculo"/>
+                <w:noProof/>
+              </w:rPr>
+              <w:t>ARCHIVO 3</w:t>
+            </w:r>
+            <w:r>
+              <w:rPr>
+                <w:noProof/>
+                <w:webHidden/>
+              </w:rPr>
+              <w:tab/>
+            </w:r>
+            <w:r>
+              <w:rPr>
+                <w:noProof/>
+                <w:webHidden/>
+              </w:rPr>
+              <w:fldChar w:fldCharType="begin"/>
+            </w:r>
+            <w:r>
+              <w:rPr>
+                <w:noProof/>
+                <w:webHidden/>
+              </w:rPr>
+              <w:instrText xml:space="preserve"> PAGEREF _Toc222137019 \h </w:instrText>
+            </w:r>
+            <w:r>
+              <w:rPr>
+                <w:noProof/>
+                <w:webHidden/>
+              </w:rPr>
+            </w:r>
+            <w:r>
+              <w:rPr>
+                <w:noProof/>
+                <w:webHidden/>
+              </w:rPr>
+              <w:fldChar w:fldCharType="separate"/>
+            </w:r>
+            <w:r>
+              <w:rPr>
+                <w:noProof/>
+                <w:webHidden/>
+              </w:rPr>
+              <w:t>8</w:t>
+            </w:r>
+            <w:r>
+              <w:rPr>
+                <w:noProof/>
+                <w:webHidden/>
+              </w:rPr>
+              <w:fldChar w:fldCharType="end"/>
+            </w:r>
+          </w:hyperlink>
+        </w:p>
+        <w:p>
+          <w:pPr>
+            <w:pStyle w:val="TDC2"/>
+            <w:tabs>
+              <w:tab w:val="right" w:leader="dot" w:pos="9350"/>
+            </w:tabs>
+            <w:rPr>
+              <w:rFonts w:asciiTheme="minorHAnsi" w:eastAsiaTheme="minorEastAsia" w:hAnsiTheme="minorHAnsi"/>
+              <w:noProof/>
+              <w:sz w:val="24"/>
+              <w:szCs w:val="24"/>
+              <w:lang w:eastAsia="es-MX"/>
+            </w:rPr>
+          </w:pPr>
+          <w:hyperlink w:anchor="_Toc222137020" w:history="1">
+            <w:r>
+              <w:rPr>
+                <w:rStyle w:val="Hipervnculo"/>
+                <w:noProof/>
+              </w:rPr>
+              <w:t>Contenido:</w:t>
+            </w:r>
+            <w:r>
+              <w:rPr>
+                <w:noProof/>
+                <w:webHidden/>
+              </w:rPr>
+              <w:tab/>
+            </w:r>
+            <w:r>
+              <w:rPr>
+                <w:noProof/>
+                <w:webHidden/>
+              </w:rPr>
+              <w:fldChar w:fldCharType="begin"/>
+            </w:r>
+            <w:r>
+              <w:rPr>
+                <w:noProof/>
+                <w:webHidden/>
+              </w:rPr>
+              <w:instrText xml:space="preserve"> PAGEREF _Toc222137020 \h </w:instrText>
+            </w:r>
+            <w:r>
+              <w:rPr>
+                <w:noProof/>
+                <w:webHidden/>
+              </w:rPr>
+            </w:r>
+            <w:r>
+              <w:rPr>
+                <w:noProof/>
+                <w:webHidden/>
+              </w:rPr>
+              <w:fldChar w:fldCharType="separate"/>
+            </w:r>
+            <w:r>
+              <w:rPr>
+                <w:noProof/>
+                <w:webHidden/>
+              </w:rPr>
+              <w:t>8</w:t>
+            </w:r>
+            <w:r>
+              <w:rPr>
+                <w:noProof/>
+                <w:webHidden/>
+              </w:rPr>
+              <w:fldChar w:fldCharType="end"/>
+            </w:r>
+          </w:hyperlink>
+        </w:p>
+        <w:p>
+          <w:pPr>
+            <w:pStyle w:val="TDC1"/>
+            <w:tabs>
+              <w:tab w:val="right" w:leader="dot" w:pos="9350"/>
+            </w:tabs>
+            <w:rPr>
+              <w:rFonts w:asciiTheme="minorHAnsi" w:eastAsiaTheme="minorEastAsia" w:hAnsiTheme="minorHAnsi"/>
+              <w:noProof/>
+              <w:sz w:val="24"/>
+              <w:szCs w:val="24"/>
+              <w:lang w:eastAsia="es-MX"/>
+            </w:rPr>
+          </w:pPr>
+          <w:hyperlink w:anchor="_Toc222137021" w:history="1">
+            <w:r>
+              <w:rPr>
+                <w:rStyle w:val="Hipervnculo"/>
+                <w:noProof/>
+              </w:rPr>
               <w:t>CONCLUSION</w:t>
             </w:r>
             <w:r>
@@ -905,7 +2478,7 @@
                 <w:noProof/>
                 <w:webHidden/>
               </w:rPr>
-              <w:instrText xml:space="preserve"> PAGEREF _Toc220345399 \h </w:instrText>
+              <w:instrText xml:space="preserve"> PAGEREF _Toc222137021 \h </w:instrText>
             </w:r>
             <w:r>
               <w:rPr>
@@ -925,7 +2498,7 @@
                 <w:noProof/>
                 <w:webHidden/>
               </w:rPr>
-              <w:t>3</w:t>
+              <w:t>8</w:t>
             </w:r>
             <w:r>
               <w:rPr>
@@ -962,7 +2535,7 @@
           <w:lang w:val="es-ES"/>
         </w:rPr>
       </w:pPr>
-      <w:bookmarkStart w:id="0" w:name="_Toc220345389"/>
+      <w:bookmarkStart w:id="0" w:name="_Toc222136989"/>
       <w:r>
         <w:rPr>
           <w:lang w:val="es-ES"/>
@@ -1185,25 +2758,145 @@
       <w:pPr>
         <w:pStyle w:val="Ttulo1"/>
       </w:pPr>
-      <w:bookmarkStart w:id="1" w:name="_Toc220345390"/>
+      <w:bookmarkStart w:id="1" w:name="_Toc222136990"/>
+      <w:r>
+        <w:t>Ubicación</w:t>
+      </w:r>
+      <w:bookmarkEnd w:id="1"/>
+    </w:p>
+    <w:p>
+      <w:pPr>
+        <w:rPr>
+          <w:rFonts w:ascii="Arial" w:hAnsi="Arial" w:cs="Arial"/>
+          <w:szCs w:val="28"/>
+        </w:rPr>
+      </w:pPr>
+      <w:r>
+        <w:rPr>
+          <w:rFonts w:ascii="Arial" w:hAnsi="Arial" w:cs="Arial"/>
+          <w:szCs w:val="28"/>
+        </w:rPr>
+        <w:t>Los archivos a los que menciono en este documento están ubicados en el closet de la recamara de nosotros.</w:t>
+      </w:r>
+    </w:p>
+    <w:p>
+      <w:pPr>
+        <w:rPr>
+          <w:rFonts w:ascii="Arial" w:hAnsi="Arial" w:cs="Arial"/>
+          <w:szCs w:val="28"/>
+        </w:rPr>
+      </w:pPr>
+    </w:p>
+    <w:p>
+      <w:pPr>
+        <w:rPr>
+          <w:rFonts w:ascii="Arial" w:hAnsi="Arial" w:cs="Arial"/>
+          <w:szCs w:val="28"/>
+        </w:rPr>
+      </w:pPr>
+    </w:p>
+    <w:p>
+      <w:pPr>
+        <w:rPr>
+          <w:rFonts w:ascii="Arial" w:hAnsi="Arial" w:cs="Arial"/>
+          <w:szCs w:val="28"/>
+        </w:rPr>
+      </w:pPr>
+      <w:r>
+        <w:rPr>
+          <w:rFonts w:ascii="Arial" w:hAnsi="Arial" w:cs="Arial"/>
+          <w:szCs w:val="28"/>
+        </w:rPr>
+        <w:lastRenderedPageBreak/>
+        <w:drawing>
+          <wp:inline distT="0" distB="0" distL="0" distR="0" wp14:anchorId="4DDF997D" wp14:editId="38C6A928">
+            <wp:extent cx="5943600" cy="2384425"/>
+            <wp:effectExtent l="0" t="0" r="0" b="0"/>
+            <wp:docPr id="451748114" name="Imagen 1" descr="Imagen que contiene interior, pequeño, microondas, tabla&#10;&#10;El contenido generado por IA puede ser incorrecto."/>
+            <wp:cNvGraphicFramePr>
+              <a:graphicFrameLocks xmlns:a="http://schemas.openxmlformats.org/drawingml/2006/main" noChangeAspect="1"/>
+            </wp:cNvGraphicFramePr>
+            <a:graphic xmlns:a="http://schemas.openxmlformats.org/drawingml/2006/main">
+              <a:graphicData uri="http://schemas.openxmlformats.org/drawingml/2006/picture">
+                <pic:pic xmlns:pic="http://schemas.openxmlformats.org/drawingml/2006/picture">
+                  <pic:nvPicPr>
+                    <pic:cNvPr id="451748114" name="Imagen 1" descr="Imagen que contiene interior, pequeño, microondas, tabla&#10;&#10;El contenido generado por IA puede ser incorrecto."/>
+                    <pic:cNvPicPr/>
+                  </pic:nvPicPr>
+                  <pic:blipFill>
+                    <a:blip r:embed="rId8"/>
+                    <a:stretch>
+                      <a:fillRect/>
+                    </a:stretch>
+                  </pic:blipFill>
+                  <pic:spPr>
+                    <a:xfrm>
+                      <a:off x="0" y="0"/>
+                      <a:ext cx="5943600" cy="2384425"/>
+                    </a:xfrm>
+                    <a:prstGeom prst="rect">
+                      <a:avLst/>
+                    </a:prstGeom>
+                  </pic:spPr>
+                </pic:pic>
+              </a:graphicData>
+            </a:graphic>
+          </wp:inline>
+        </w:drawing>
+      </w:r>
+    </w:p>
+    <w:p>
+      <w:pPr>
+        <w:pStyle w:val="Ttulo1"/>
+      </w:pPr>
+      <w:bookmarkStart w:id="2" w:name="_Toc222136991"/>
       <w:r>
         <w:t>ARCHIVO 1</w:t>
       </w:r>
-      <w:bookmarkEnd w:id="1"/>
-    </w:p>
-    <w:p>
-      <w:pPr>
-        <w:rPr>
-          <w:rFonts w:ascii="Arial" w:hAnsi="Arial" w:cs="Arial"/>
-          <w:szCs w:val="28"/>
-        </w:rPr>
-      </w:pPr>
-      <w:r>
-        <w:rPr>
-          <w:rFonts w:ascii="Arial" w:hAnsi="Arial" w:cs="Arial"/>
-          <w:szCs w:val="28"/>
-        </w:rPr>
-        <w:t>Recipiente de plástico con tapa amarilla.</w:t>
+      <w:bookmarkEnd w:id="2"/>
+    </w:p>
+    <w:p>
+      <w:pPr>
+        <w:rPr>
+          <w:rFonts w:ascii="Arial" w:hAnsi="Arial" w:cs="Arial"/>
+          <w:szCs w:val="28"/>
+        </w:rPr>
+      </w:pPr>
+    </w:p>
+    <w:p>
+      <w:pPr>
+        <w:rPr>
+          <w:rFonts w:ascii="Arial" w:hAnsi="Arial" w:cs="Arial"/>
+          <w:szCs w:val="28"/>
+        </w:rPr>
+      </w:pPr>
+      <w:r>
+        <w:rPr>
+          <w:rFonts w:ascii="Arial" w:hAnsi="Arial" w:cs="Arial"/>
+          <w:szCs w:val="28"/>
+        </w:rPr>
+        <w:t xml:space="preserve">Recipiente de plástico con tapa </w:t>
+      </w:r>
+      <w:r>
+        <w:rPr>
+          <w:rFonts w:ascii="Arial" w:hAnsi="Arial" w:cs="Arial"/>
+          <w:szCs w:val="28"/>
+        </w:rPr>
+        <w:t xml:space="preserve">de </w:t>
+      </w:r>
+      <w:r>
+        <w:rPr>
+          <w:rFonts w:ascii="Arial" w:hAnsi="Arial" w:cs="Arial"/>
+          <w:szCs w:val="28"/>
+        </w:rPr>
+        <w:t>broches rosas</w:t>
+      </w:r>
+      <w:r>
+        <w:rPr>
+          <w:rFonts w:ascii="Arial" w:hAnsi="Arial" w:cs="Arial"/>
+          <w:szCs w:val="28"/>
+        </w:rPr>
+        <w:t>.</w:t>
       </w:r>
       <w:r>
         <w:rPr>
@@ -1289,14 +2982,14 @@
       <w:pPr>
         <w:pStyle w:val="Ttulo2"/>
       </w:pPr>
-      <w:bookmarkStart w:id="2" w:name="_Toc220345391"/>
+      <w:bookmarkStart w:id="3" w:name="_Toc222136992"/>
       <w:r>
         <w:t xml:space="preserve">Buro de </w:t>
       </w:r>
       <w:r>
         <w:t>Crédito.</w:t>
       </w:r>
-      <w:bookmarkEnd w:id="2"/>
+      <w:bookmarkEnd w:id="3"/>
     </w:p>
     <w:p>
       <w:pPr>
@@ -1381,11 +3074,11 @@
       <w:pPr>
         <w:pStyle w:val="Ttulo2"/>
       </w:pPr>
-      <w:bookmarkStart w:id="3" w:name="_Toc220345392"/>
+      <w:bookmarkStart w:id="4" w:name="_Toc222136993"/>
       <w:r>
         <w:t>Refrigerador.</w:t>
       </w:r>
-      <w:bookmarkEnd w:id="3"/>
+      <w:bookmarkEnd w:id="4"/>
     </w:p>
     <w:p>
       <w:pPr>
@@ -1449,11 +3142,11 @@
       <w:pPr>
         <w:pStyle w:val="Ttulo2"/>
       </w:pPr>
-      <w:bookmarkStart w:id="4" w:name="_Toc220345393"/>
+      <w:bookmarkStart w:id="5" w:name="_Toc222136994"/>
       <w:r>
         <w:t>C.F.E.</w:t>
       </w:r>
-      <w:bookmarkEnd w:id="4"/>
+      <w:bookmarkEnd w:id="5"/>
     </w:p>
     <w:p>
       <w:pPr>
@@ -1481,7 +3174,15 @@
           <w:rFonts w:ascii="Arial" w:hAnsi="Arial" w:cs="Arial"/>
           <w:szCs w:val="28"/>
         </w:rPr>
-        <w:t>, llegan físicamente los dejo así por cualquier tramite que se requiera y soliciten comprobantes originales.</w:t>
+        <w:t xml:space="preserve">, llegan físicamente los dejo así por cualquier tramite </w:t>
+      </w:r>
+      <w:r>
+        <w:rPr>
+          <w:rFonts w:ascii="Arial" w:hAnsi="Arial" w:cs="Arial"/>
+          <w:szCs w:val="28"/>
+        </w:rPr>
+        <w:lastRenderedPageBreak/>
+        <w:t>que se requiera y soliciten comprobantes originales.</w:t>
       </w:r>
       <w:r>
         <w:rPr>
@@ -1493,21 +3194,13 @@
     </w:p>
     <w:p>
       <w:pPr>
-        <w:rPr>
-          <w:rFonts w:ascii="Arial" w:hAnsi="Arial" w:cs="Arial"/>
-          <w:szCs w:val="28"/>
-        </w:rPr>
-      </w:pPr>
-    </w:p>
-    <w:p>
-      <w:pPr>
         <w:pStyle w:val="Ttulo2"/>
       </w:pPr>
-      <w:bookmarkStart w:id="5" w:name="_Toc220345394"/>
+      <w:bookmarkStart w:id="6" w:name="_Toc222136995"/>
       <w:r>
         <w:t>Gas</w:t>
       </w:r>
-      <w:bookmarkEnd w:id="5"/>
+      <w:bookmarkEnd w:id="6"/>
     </w:p>
     <w:p>
       <w:pPr>
@@ -1557,11 +3250,11 @@
       <w:pPr>
         <w:pStyle w:val="Ttulo2"/>
       </w:pPr>
-      <w:bookmarkStart w:id="6" w:name="_Toc220345395"/>
+      <w:bookmarkStart w:id="7" w:name="_Toc222136996"/>
       <w:r>
         <w:t>Telefonía</w:t>
       </w:r>
-      <w:bookmarkEnd w:id="6"/>
+      <w:bookmarkEnd w:id="7"/>
     </w:p>
     <w:p>
       <w:pPr>
@@ -1632,11 +3325,11 @@
       <w:pPr>
         <w:pStyle w:val="Ttulo2"/>
       </w:pPr>
-      <w:bookmarkStart w:id="7" w:name="_Toc220345396"/>
+      <w:bookmarkStart w:id="8" w:name="_Toc222136997"/>
       <w:r>
         <w:t>Predial</w:t>
       </w:r>
-      <w:bookmarkEnd w:id="7"/>
+      <w:bookmarkEnd w:id="8"/>
     </w:p>
     <w:p>
       <w:pPr>
@@ -1714,11 +3407,11 @@
       <w:pPr>
         <w:pStyle w:val="Ttulo2"/>
       </w:pPr>
-      <w:bookmarkStart w:id="8" w:name="_Toc220345397"/>
+      <w:bookmarkStart w:id="9" w:name="_Toc222136998"/>
       <w:r>
         <w:t>S.I.A.P.A.</w:t>
       </w:r>
-      <w:bookmarkEnd w:id="8"/>
+      <w:bookmarkEnd w:id="9"/>
     </w:p>
     <w:p>
       <w:pPr>
@@ -1847,11 +3540,11 @@
       <w:pPr>
         <w:pStyle w:val="Ttulo2"/>
       </w:pPr>
-      <w:bookmarkStart w:id="9" w:name="_Toc220345398"/>
+      <w:bookmarkStart w:id="10" w:name="_Toc222136999"/>
       <w:r>
         <w:t>SAT</w:t>
       </w:r>
-      <w:bookmarkEnd w:id="9"/>
+      <w:bookmarkEnd w:id="10"/>
     </w:p>
     <w:p>
       <w:pPr>
@@ -1963,6 +3656,7 @@
           <w:rFonts w:ascii="Arial" w:hAnsi="Arial" w:cs="Arial"/>
           <w:szCs w:val="28"/>
         </w:rPr>
+        <w:lastRenderedPageBreak/>
         <w:t>Las memorias</w:t>
       </w:r>
       <w:r>
@@ -1995,16 +3689,630 @@
           <w:rFonts w:ascii="Arial" w:hAnsi="Arial" w:cs="Arial"/>
           <w:szCs w:val="28"/>
         </w:rPr>
-        <w:t>ritorio en la oficina.</w:t>
-      </w:r>
-    </w:p>
-    <w:p>
-      <w:pPr>
-        <w:rPr>
-          <w:rFonts w:ascii="Arial" w:hAnsi="Arial" w:cs="Arial"/>
-          <w:szCs w:val="28"/>
-        </w:rPr>
-      </w:pPr>
+        <w:t>ritorio en la oficina</w:t>
+      </w:r>
+      <w:r>
+        <w:rPr>
+          <w:rFonts w:ascii="Arial" w:hAnsi="Arial" w:cs="Arial"/>
+          <w:szCs w:val="28"/>
+        </w:rPr>
+        <w:t xml:space="preserve"> Vencen </w:t>
+      </w:r>
+      <w:r>
+        <w:rPr>
+          <w:rFonts w:ascii="Arial" w:hAnsi="Arial" w:cs="Arial"/>
+          <w:szCs w:val="28"/>
+        </w:rPr>
+        <w:t xml:space="preserve">en </w:t>
+      </w:r>
+      <w:r>
+        <w:rPr>
+          <w:rFonts w:ascii="Arial" w:hAnsi="Arial" w:cs="Arial"/>
+          <w:szCs w:val="28"/>
+        </w:rPr>
+        <w:t>septiembre</w:t>
+      </w:r>
+      <w:r>
+        <w:rPr>
+          <w:rFonts w:ascii="Arial" w:hAnsi="Arial" w:cs="Arial"/>
+          <w:szCs w:val="28"/>
+        </w:rPr>
+        <w:t xml:space="preserve"> 2026</w:t>
+      </w:r>
+      <w:r>
+        <w:rPr>
+          <w:rFonts w:ascii="Arial" w:hAnsi="Arial" w:cs="Arial"/>
+          <w:szCs w:val="28"/>
+        </w:rPr>
+        <w:t>.</w:t>
+      </w:r>
+    </w:p>
+    <w:p>
+      <w:pPr>
+        <w:pStyle w:val="Ttulo1"/>
+      </w:pPr>
+      <w:bookmarkStart w:id="11" w:name="_Toc222137000"/>
+      <w:r>
+        <w:t>ARCHIVO</w:t>
+      </w:r>
+      <w:r>
+        <w:t xml:space="preserve"> 2</w:t>
+      </w:r>
+      <w:bookmarkEnd w:id="11"/>
+    </w:p>
+    <w:p>
+      <w:pPr>
+        <w:rPr>
+          <w:rFonts w:ascii="Arial" w:hAnsi="Arial" w:cs="Arial"/>
+          <w:szCs w:val="28"/>
+        </w:rPr>
+      </w:pPr>
+      <w:r>
+        <w:rPr>
+          <w:rFonts w:ascii="Arial" w:hAnsi="Arial" w:cs="Arial"/>
+          <w:szCs w:val="28"/>
+        </w:rPr>
+        <w:t>Archivero de cartón color negro</w:t>
+      </w:r>
+      <w:r>
+        <w:rPr>
+          <w:rFonts w:ascii="Arial" w:hAnsi="Arial" w:cs="Arial"/>
+          <w:szCs w:val="28"/>
+        </w:rPr>
+        <w:t xml:space="preserve">, en este contenedor se encuentran todos los documentos importantes como escrituras </w:t>
+      </w:r>
+      <w:r>
+        <w:rPr>
+          <w:rFonts w:ascii="Arial" w:hAnsi="Arial" w:cs="Arial"/>
+          <w:szCs w:val="28"/>
+        </w:rPr>
+        <w:t>y facturas.</w:t>
+      </w:r>
+    </w:p>
+    <w:p>
+      <w:pPr>
+        <w:rPr>
+          <w:rFonts w:ascii="Arial" w:hAnsi="Arial" w:cs="Arial"/>
+          <w:szCs w:val="28"/>
+        </w:rPr>
+      </w:pPr>
+      <w:r>
+        <w:rPr>
+          <w:rFonts w:ascii="Arial" w:hAnsi="Arial" w:cs="Arial"/>
+          <w:szCs w:val="28"/>
+        </w:rPr>
+        <w:t>Actualizado al sábado 10 de enero del 2026.</w:t>
+      </w:r>
+    </w:p>
+    <w:p>
+      <w:pPr>
+        <w:rPr>
+          <w:rFonts w:ascii="Arial" w:hAnsi="Arial" w:cs="Arial"/>
+          <w:szCs w:val="28"/>
+        </w:rPr>
+      </w:pPr>
+    </w:p>
+    <w:p>
+      <w:pPr>
+        <w:pStyle w:val="Ttulo2"/>
+      </w:pPr>
+      <w:bookmarkStart w:id="12" w:name="_Toc222137001"/>
+      <w:r>
+        <w:t>Título Funerario Maria Yolanda</w:t>
+      </w:r>
+      <w:bookmarkEnd w:id="12"/>
+    </w:p>
+    <w:p>
+      <w:pPr>
+        <w:rPr>
+          <w:rFonts w:ascii="Arial" w:hAnsi="Arial" w:cs="Arial"/>
+          <w:szCs w:val="28"/>
+        </w:rPr>
+      </w:pPr>
+      <w:r>
+        <w:rPr>
+          <w:rFonts w:ascii="Arial" w:hAnsi="Arial" w:cs="Arial"/>
+          <w:szCs w:val="28"/>
+        </w:rPr>
+        <w:t>Titulo y documentos sobre el servicio funerario para Maria Yolanda Sanchez Santillan</w:t>
+      </w:r>
+      <w:r>
+        <w:rPr>
+          <w:rFonts w:ascii="Arial" w:hAnsi="Arial" w:cs="Arial"/>
+          <w:szCs w:val="28"/>
+        </w:rPr>
+        <w:t xml:space="preserve">. El servicio se pensó realizar en las instalaciones de </w:t>
+      </w:r>
+      <w:r>
+        <w:rPr>
+          <w:rFonts w:ascii="Arial" w:hAnsi="Arial" w:cs="Arial"/>
+          <w:szCs w:val="28"/>
+        </w:rPr>
+        <w:t>Tonalá</w:t>
+      </w:r>
+      <w:r>
+        <w:rPr>
+          <w:rFonts w:ascii="Arial" w:hAnsi="Arial" w:cs="Arial"/>
+          <w:szCs w:val="28"/>
+        </w:rPr>
+        <w:t xml:space="preserve">, aun lado de la </w:t>
+      </w:r>
+      <w:r>
+        <w:rPr>
+          <w:rFonts w:ascii="Arial" w:hAnsi="Arial" w:cs="Arial"/>
+          <w:szCs w:val="28"/>
+        </w:rPr>
+        <w:t>glorieta</w:t>
+      </w:r>
+      <w:r>
+        <w:rPr>
+          <w:rFonts w:ascii="Arial" w:hAnsi="Arial" w:cs="Arial"/>
+          <w:szCs w:val="28"/>
+        </w:rPr>
+        <w:t xml:space="preserve"> de la mujer alfarera.</w:t>
+      </w:r>
+    </w:p>
+    <w:p>
+      <w:pPr>
+        <w:rPr>
+          <w:rFonts w:ascii="Arial" w:hAnsi="Arial" w:cs="Arial"/>
+          <w:szCs w:val="28"/>
+        </w:rPr>
+      </w:pPr>
+      <w:r>
+        <w:rPr>
+          <w:rFonts w:ascii="Arial" w:hAnsi="Arial" w:cs="Arial"/>
+          <w:szCs w:val="28"/>
+        </w:rPr>
+        <w:t xml:space="preserve">Tiene también copia del </w:t>
+      </w:r>
+      <w:r>
+        <w:rPr>
+          <w:rFonts w:ascii="Arial" w:hAnsi="Arial" w:cs="Arial"/>
+          <w:szCs w:val="28"/>
+        </w:rPr>
+        <w:t>acta</w:t>
+      </w:r>
+      <w:r>
+        <w:rPr>
+          <w:rFonts w:ascii="Arial" w:hAnsi="Arial" w:cs="Arial"/>
+          <w:szCs w:val="28"/>
+        </w:rPr>
+        <w:t xml:space="preserve"> de nacimiento y copia del INE que serán </w:t>
+      </w:r>
+      <w:r>
+        <w:rPr>
+          <w:rFonts w:ascii="Arial" w:hAnsi="Arial" w:cs="Arial"/>
+          <w:szCs w:val="28"/>
+        </w:rPr>
+        <w:t>solicitarán</w:t>
+      </w:r>
+      <w:r>
+        <w:rPr>
+          <w:rFonts w:ascii="Arial" w:hAnsi="Arial" w:cs="Arial"/>
+          <w:szCs w:val="28"/>
+        </w:rPr>
+        <w:t xml:space="preserve"> al momento del servicio.</w:t>
+      </w:r>
+    </w:p>
+    <w:p>
+      <w:pPr>
+        <w:rPr>
+          <w:rFonts w:ascii="Arial" w:hAnsi="Arial" w:cs="Arial"/>
+          <w:szCs w:val="28"/>
+        </w:rPr>
+      </w:pPr>
+    </w:p>
+    <w:p>
+      <w:pPr>
+        <w:pStyle w:val="Ttulo2"/>
+      </w:pPr>
+      <w:bookmarkStart w:id="13" w:name="_Toc222137002"/>
+      <w:r>
+        <w:t>Título</w:t>
+      </w:r>
+      <w:r>
+        <w:t xml:space="preserve"> Funerario Vicente</w:t>
+      </w:r>
+      <w:bookmarkEnd w:id="13"/>
+    </w:p>
+    <w:p>
+      <w:pPr>
+        <w:rPr>
+          <w:rFonts w:ascii="Arial" w:hAnsi="Arial" w:cs="Arial"/>
+          <w:szCs w:val="28"/>
+        </w:rPr>
+      </w:pPr>
+      <w:r>
+        <w:rPr>
+          <w:rFonts w:ascii="Arial" w:hAnsi="Arial" w:cs="Arial"/>
+          <w:szCs w:val="28"/>
+        </w:rPr>
+        <w:t>Título</w:t>
+      </w:r>
+      <w:r>
+        <w:rPr>
+          <w:rFonts w:ascii="Arial" w:hAnsi="Arial" w:cs="Arial"/>
+          <w:szCs w:val="28"/>
+        </w:rPr>
+        <w:t xml:space="preserve"> y documentos sobre el servicio funerario para </w:t>
+      </w:r>
+      <w:r>
+        <w:rPr>
+          <w:rFonts w:ascii="Arial" w:hAnsi="Arial" w:cs="Arial"/>
+          <w:szCs w:val="28"/>
+        </w:rPr>
+        <w:t>Vicente Cueva Ramirez</w:t>
+      </w:r>
+      <w:r>
+        <w:rPr>
+          <w:rFonts w:ascii="Arial" w:hAnsi="Arial" w:cs="Arial"/>
+          <w:szCs w:val="28"/>
+        </w:rPr>
+        <w:t xml:space="preserve">. El servicio se pensó realizar en las instalaciones de </w:t>
+      </w:r>
+      <w:r>
+        <w:rPr>
+          <w:rFonts w:ascii="Arial" w:hAnsi="Arial" w:cs="Arial"/>
+          <w:szCs w:val="28"/>
+        </w:rPr>
+        <w:t>Tonalá</w:t>
+      </w:r>
+      <w:r>
+        <w:rPr>
+          <w:rFonts w:ascii="Arial" w:hAnsi="Arial" w:cs="Arial"/>
+          <w:szCs w:val="28"/>
+        </w:rPr>
+        <w:t xml:space="preserve">, aun lado de la </w:t>
+      </w:r>
+      <w:r>
+        <w:rPr>
+          <w:rFonts w:ascii="Arial" w:hAnsi="Arial" w:cs="Arial"/>
+          <w:szCs w:val="28"/>
+        </w:rPr>
+        <w:t>glorieta</w:t>
+      </w:r>
+      <w:r>
+        <w:rPr>
+          <w:rFonts w:ascii="Arial" w:hAnsi="Arial" w:cs="Arial"/>
+          <w:szCs w:val="28"/>
+        </w:rPr>
+        <w:t xml:space="preserve"> de la mujer alfarera.</w:t>
+      </w:r>
+    </w:p>
+    <w:p>
+      <w:pPr>
+        <w:rPr>
+          <w:rFonts w:ascii="Arial" w:hAnsi="Arial" w:cs="Arial"/>
+          <w:szCs w:val="28"/>
+        </w:rPr>
+      </w:pPr>
+      <w:r>
+        <w:rPr>
+          <w:rFonts w:ascii="Arial" w:hAnsi="Arial" w:cs="Arial"/>
+          <w:szCs w:val="28"/>
+        </w:rPr>
+        <w:t xml:space="preserve">Tiene también copia del </w:t>
+      </w:r>
+      <w:r>
+        <w:rPr>
+          <w:rFonts w:ascii="Arial" w:hAnsi="Arial" w:cs="Arial"/>
+          <w:szCs w:val="28"/>
+        </w:rPr>
+        <w:t>acta</w:t>
+      </w:r>
+      <w:r>
+        <w:rPr>
+          <w:rFonts w:ascii="Arial" w:hAnsi="Arial" w:cs="Arial"/>
+          <w:szCs w:val="28"/>
+        </w:rPr>
+        <w:t xml:space="preserve"> de nacimiento y copia del INE que serán </w:t>
+      </w:r>
+      <w:r>
+        <w:rPr>
+          <w:rFonts w:ascii="Arial" w:hAnsi="Arial" w:cs="Arial"/>
+          <w:szCs w:val="28"/>
+        </w:rPr>
+        <w:t xml:space="preserve">solicitarán </w:t>
+      </w:r>
+      <w:r>
+        <w:rPr>
+          <w:rFonts w:ascii="Arial" w:hAnsi="Arial" w:cs="Arial"/>
+          <w:szCs w:val="28"/>
+        </w:rPr>
+        <w:t>al momento del servicio.</w:t>
+      </w:r>
+    </w:p>
+    <w:p>
+      <w:pPr>
+        <w:rPr>
+          <w:rFonts w:ascii="Arial" w:hAnsi="Arial" w:cs="Arial"/>
+          <w:szCs w:val="28"/>
+        </w:rPr>
+      </w:pPr>
+    </w:p>
+    <w:p>
+      <w:pPr>
+        <w:pStyle w:val="Ttulo2"/>
+      </w:pPr>
+      <w:bookmarkStart w:id="14" w:name="_Toc222137003"/>
+      <w:r>
+        <w:t>Factura Chevrolet AVEO</w:t>
+      </w:r>
+      <w:bookmarkEnd w:id="14"/>
+    </w:p>
+    <w:p>
+      <w:pPr>
+        <w:rPr>
+          <w:rFonts w:ascii="Arial" w:hAnsi="Arial" w:cs="Arial"/>
+          <w:szCs w:val="28"/>
+        </w:rPr>
+      </w:pPr>
+      <w:r>
+        <w:rPr>
+          <w:rFonts w:ascii="Arial" w:hAnsi="Arial" w:cs="Arial"/>
+          <w:szCs w:val="28"/>
+        </w:rPr>
+        <w:t xml:space="preserve">Factura del AVEO a nombre de Maria Yolanda Sanchez Santillan, </w:t>
+      </w:r>
+      <w:r>
+        <w:rPr>
+          <w:rFonts w:ascii="Arial" w:hAnsi="Arial" w:cs="Arial"/>
+          <w:szCs w:val="28"/>
+        </w:rPr>
+        <w:t>espero ya tengas arreglado lo que corresponde a las infracciones</w:t>
+      </w:r>
+      <w:r>
+        <w:rPr>
+          <w:rFonts w:ascii="Arial" w:hAnsi="Arial" w:cs="Arial"/>
+          <w:szCs w:val="28"/>
+        </w:rPr>
+        <w:t>, para que puedas llevar a cambio de propietario.</w:t>
+      </w:r>
+    </w:p>
+    <w:p>
+      <w:pPr>
+        <w:rPr>
+          <w:rFonts w:ascii="Arial" w:hAnsi="Arial" w:cs="Arial"/>
+          <w:szCs w:val="28"/>
+        </w:rPr>
+      </w:pPr>
+    </w:p>
+    <w:p>
+      <w:pPr>
+        <w:pStyle w:val="Ttulo2"/>
+      </w:pPr>
+      <w:bookmarkStart w:id="15" w:name="_Toc222137004"/>
+      <w:r>
+        <w:t>Factura de Motocicleta</w:t>
+      </w:r>
+      <w:bookmarkEnd w:id="15"/>
+    </w:p>
+    <w:p>
+      <w:pPr>
+        <w:rPr>
+          <w:rFonts w:ascii="Arial" w:hAnsi="Arial" w:cs="Arial"/>
+          <w:szCs w:val="28"/>
+        </w:rPr>
+      </w:pPr>
+      <w:r>
+        <w:rPr>
+          <w:rFonts w:ascii="Arial" w:hAnsi="Arial" w:cs="Arial"/>
+          <w:szCs w:val="28"/>
+        </w:rPr>
+        <w:t>Factura y documentos de la motocicleta de Jose Emanuel Cueva Sanchez.</w:t>
+      </w:r>
+    </w:p>
+    <w:p>
+      <w:pPr>
+        <w:rPr>
+          <w:rFonts w:ascii="Arial" w:hAnsi="Arial" w:cs="Arial"/>
+          <w:szCs w:val="28"/>
+        </w:rPr>
+      </w:pPr>
+    </w:p>
+    <w:p>
+      <w:pPr>
+        <w:pStyle w:val="Ttulo2"/>
+      </w:pPr>
+      <w:bookmarkStart w:id="16" w:name="_Toc222137005"/>
+      <w:r>
+        <w:lastRenderedPageBreak/>
+        <w:t>Factura del Chevrolet SPARK</w:t>
+      </w:r>
+      <w:bookmarkEnd w:id="16"/>
+    </w:p>
+    <w:p>
+      <w:pPr>
+        <w:rPr>
+          <w:rFonts w:ascii="Arial" w:hAnsi="Arial" w:cs="Arial"/>
+          <w:szCs w:val="28"/>
+        </w:rPr>
+      </w:pPr>
+      <w:r>
+        <w:rPr>
+          <w:rFonts w:ascii="Arial" w:hAnsi="Arial" w:cs="Arial"/>
+          <w:szCs w:val="28"/>
+        </w:rPr>
+        <w:t xml:space="preserve">Factura </w:t>
+      </w:r>
+      <w:r>
+        <w:rPr>
+          <w:rFonts w:ascii="Arial" w:hAnsi="Arial" w:cs="Arial"/>
+          <w:szCs w:val="28"/>
+        </w:rPr>
+        <w:t>y documentos del automóvil SPAK a nombre de Vicente Cueva Ramirez.</w:t>
+      </w:r>
+    </w:p>
+    <w:p>
+      <w:pPr>
+        <w:rPr>
+          <w:rFonts w:ascii="Arial" w:hAnsi="Arial" w:cs="Arial"/>
+          <w:szCs w:val="28"/>
+        </w:rPr>
+      </w:pPr>
+    </w:p>
+    <w:p>
+      <w:pPr>
+        <w:pStyle w:val="Ttulo2"/>
+      </w:pPr>
+      <w:bookmarkStart w:id="17" w:name="_Toc222137006"/>
+      <w:r>
+        <w:t>Documentos</w:t>
+      </w:r>
+      <w:r>
+        <w:t xml:space="preserve"> Vicente</w:t>
+      </w:r>
+      <w:bookmarkEnd w:id="17"/>
+    </w:p>
+    <w:p>
+      <w:pPr>
+        <w:rPr>
+          <w:rFonts w:ascii="Arial" w:hAnsi="Arial" w:cs="Arial"/>
+          <w:szCs w:val="28"/>
+        </w:rPr>
+      </w:pPr>
+      <w:r>
+        <w:rPr>
+          <w:rFonts w:ascii="Arial" w:hAnsi="Arial" w:cs="Arial"/>
+          <w:szCs w:val="28"/>
+        </w:rPr>
+        <w:t xml:space="preserve">Carta de Pasante como Ing. Industrial, </w:t>
+      </w:r>
+      <w:r>
+        <w:rPr>
+          <w:rFonts w:ascii="Arial" w:hAnsi="Arial" w:cs="Arial"/>
+          <w:szCs w:val="28"/>
+        </w:rPr>
+        <w:t xml:space="preserve">Cartilla Militar, </w:t>
+      </w:r>
+      <w:r>
+        <w:rPr>
+          <w:rFonts w:ascii="Arial" w:hAnsi="Arial" w:cs="Arial"/>
+          <w:szCs w:val="28"/>
+        </w:rPr>
+        <w:t>Asignación</w:t>
+      </w:r>
+      <w:r>
+        <w:rPr>
+          <w:rFonts w:ascii="Arial" w:hAnsi="Arial" w:cs="Arial"/>
+          <w:szCs w:val="28"/>
+        </w:rPr>
+        <w:t xml:space="preserve"> de servicio social en el SIAPA</w:t>
+      </w:r>
+      <w:r>
+        <w:rPr>
+          <w:rFonts w:ascii="Arial" w:hAnsi="Arial" w:cs="Arial"/>
+          <w:szCs w:val="28"/>
+        </w:rPr>
+        <w:t>.</w:t>
+      </w:r>
+    </w:p>
+    <w:p>
+      <w:pPr>
+        <w:rPr>
+          <w:rFonts w:ascii="Arial" w:hAnsi="Arial" w:cs="Arial"/>
+          <w:szCs w:val="28"/>
+        </w:rPr>
+      </w:pPr>
+    </w:p>
+    <w:p>
+      <w:pPr>
+        <w:pStyle w:val="Ttulo2"/>
+      </w:pPr>
+      <w:bookmarkStart w:id="18" w:name="_Toc222137007"/>
+      <w:r>
+        <w:t>Escrituras Jacarandas No. 1</w:t>
+      </w:r>
+      <w:r>
+        <w:t>79</w:t>
+      </w:r>
+      <w:bookmarkEnd w:id="18"/>
+    </w:p>
+    <w:p>
+      <w:pPr>
+        <w:rPr>
+          <w:rFonts w:ascii="Arial" w:hAnsi="Arial" w:cs="Arial"/>
+          <w:szCs w:val="28"/>
+        </w:rPr>
+      </w:pPr>
+      <w:r>
+        <w:rPr>
+          <w:rFonts w:ascii="Arial" w:hAnsi="Arial" w:cs="Arial"/>
+          <w:szCs w:val="28"/>
+        </w:rPr>
+        <w:t>Escrituras de la casa</w:t>
+      </w:r>
+      <w:r>
+        <w:rPr>
+          <w:rFonts w:ascii="Arial" w:hAnsi="Arial" w:cs="Arial"/>
+          <w:szCs w:val="28"/>
+        </w:rPr>
+        <w:t xml:space="preserve"> mediante crédito FOVI, </w:t>
+      </w:r>
+      <w:r>
+        <w:rPr>
+          <w:rFonts w:ascii="Arial" w:hAnsi="Arial" w:cs="Arial"/>
+          <w:szCs w:val="28"/>
+        </w:rPr>
+        <w:t xml:space="preserve">Vicente Cueva Ramirez y Maria Yolanda Sanchez Santillan. </w:t>
+      </w:r>
+      <w:r>
+        <w:rPr>
+          <w:rFonts w:ascii="Arial" w:hAnsi="Arial" w:cs="Arial"/>
+          <w:szCs w:val="28"/>
+        </w:rPr>
+        <w:t>restructuración</w:t>
+      </w:r>
+      <w:r>
+        <w:rPr>
+          <w:rFonts w:ascii="Arial" w:hAnsi="Arial" w:cs="Arial"/>
+          <w:szCs w:val="28"/>
+        </w:rPr>
+        <w:t xml:space="preserve"> del crédito a meses fijos, </w:t>
+      </w:r>
+      <w:r>
+        <w:rPr>
+          <w:rFonts w:ascii="Arial" w:hAnsi="Arial" w:cs="Arial"/>
+          <w:szCs w:val="28"/>
+        </w:rPr>
+        <w:t xml:space="preserve">escritura de </w:t>
+      </w:r>
+      <w:r>
+        <w:rPr>
+          <w:rFonts w:ascii="Arial" w:hAnsi="Arial" w:cs="Arial"/>
+          <w:szCs w:val="28"/>
+        </w:rPr>
+        <w:t>cancelación del crédito en Tertius</w:t>
+      </w:r>
+      <w:r>
+        <w:rPr>
+          <w:rFonts w:ascii="Arial" w:hAnsi="Arial" w:cs="Arial"/>
+          <w:szCs w:val="28"/>
+        </w:rPr>
+        <w:t xml:space="preserve">, liberación de hipoteca en el registro </w:t>
+      </w:r>
+      <w:r>
+        <w:rPr>
+          <w:rFonts w:ascii="Arial" w:hAnsi="Arial" w:cs="Arial"/>
+          <w:szCs w:val="28"/>
+        </w:rPr>
+        <w:t>público</w:t>
+      </w:r>
+      <w:r>
+        <w:rPr>
+          <w:rFonts w:ascii="Arial" w:hAnsi="Arial" w:cs="Arial"/>
+          <w:szCs w:val="28"/>
+        </w:rPr>
+        <w:t xml:space="preserve"> y algunos documentos sobre el problema de los terrenos</w:t>
+      </w:r>
+      <w:r>
+        <w:rPr>
+          <w:rFonts w:ascii="Arial" w:hAnsi="Arial" w:cs="Arial"/>
+          <w:szCs w:val="28"/>
+        </w:rPr>
+        <w:t>.</w:t>
+      </w:r>
     </w:p>
     <w:p>
       <w:pPr>
@@ -2020,6 +4328,38 @@
         </w:rPr>
         <w:t xml:space="preserve"> </w:t>
       </w:r>
+    </w:p>
+    <w:p>
+      <w:pPr>
+        <w:pStyle w:val="Ttulo2"/>
+      </w:pPr>
+      <w:bookmarkStart w:id="19" w:name="_Toc222137008"/>
+      <w:r>
+        <w:t>Escrituras Jacarandas No. 154</w:t>
+      </w:r>
+      <w:bookmarkEnd w:id="19"/>
+    </w:p>
+    <w:p>
+      <w:pPr>
+        <w:rPr>
+          <w:rFonts w:ascii="Arial" w:hAnsi="Arial" w:cs="Arial"/>
+          <w:szCs w:val="28"/>
+        </w:rPr>
+      </w:pPr>
+      <w:r>
+        <w:rPr>
+          <w:rFonts w:ascii="Arial" w:hAnsi="Arial" w:cs="Arial"/>
+          <w:szCs w:val="28"/>
+        </w:rPr>
+        <w:t xml:space="preserve">Escrituras </w:t>
+      </w:r>
+      <w:r>
+        <w:rPr>
+          <w:rFonts w:ascii="Arial" w:hAnsi="Arial" w:cs="Arial"/>
+          <w:szCs w:val="28"/>
+        </w:rPr>
+        <w:t>de la casa mediante crédito en la caja popular San Rafael</w:t>
+      </w:r>
       <w:r>
         <w:rPr>
           <w:rFonts w:ascii="Arial" w:hAnsi="Arial" w:cs="Arial"/>
@@ -2027,14 +4367,611 @@
         </w:rPr>
         <w:t xml:space="preserve"> </w:t>
       </w:r>
-    </w:p>
-    <w:p>
-      <w:pPr>
-        <w:rPr>
-          <w:rFonts w:ascii="Arial" w:hAnsi="Arial" w:cs="Arial"/>
-          <w:szCs w:val="28"/>
-        </w:rPr>
-      </w:pPr>
+      <w:r>
+        <w:rPr>
+          <w:rFonts w:ascii="Arial" w:hAnsi="Arial" w:cs="Arial"/>
+          <w:szCs w:val="28"/>
+        </w:rPr>
+        <w:t>Vicente Cueva Ramirez y Maria Yolanda Sanchez Santillan</w:t>
+      </w:r>
+      <w:r>
+        <w:rPr>
+          <w:rFonts w:ascii="Arial" w:hAnsi="Arial" w:cs="Arial"/>
+          <w:szCs w:val="28"/>
+        </w:rPr>
+        <w:t>.</w:t>
+      </w:r>
+    </w:p>
+    <w:p>
+      <w:pPr>
+        <w:rPr>
+          <w:rFonts w:ascii="Arial" w:hAnsi="Arial" w:cs="Arial"/>
+          <w:szCs w:val="28"/>
+        </w:rPr>
+      </w:pPr>
+    </w:p>
+    <w:p>
+      <w:pPr>
+        <w:pStyle w:val="Ttulo2"/>
+      </w:pPr>
+      <w:bookmarkStart w:id="20" w:name="_Toc222137009"/>
+      <w:r>
+        <w:t>Escrituras</w:t>
+      </w:r>
+      <w:r>
+        <w:t xml:space="preserve"> </w:t>
+      </w:r>
+      <w:r>
+        <w:t>San Francisco de Sales 76</w:t>
+      </w:r>
+      <w:bookmarkEnd w:id="20"/>
+    </w:p>
+    <w:p>
+      <w:pPr>
+        <w:rPr>
+          <w:rFonts w:ascii="Arial" w:hAnsi="Arial" w:cs="Arial"/>
+          <w:szCs w:val="28"/>
+        </w:rPr>
+      </w:pPr>
+      <w:r>
+        <w:rPr>
+          <w:rFonts w:ascii="Arial" w:hAnsi="Arial" w:cs="Arial"/>
+          <w:szCs w:val="28"/>
+        </w:rPr>
+        <w:t xml:space="preserve">Escrituras de la </w:t>
+      </w:r>
+      <w:r>
+        <w:rPr>
+          <w:rFonts w:ascii="Arial" w:hAnsi="Arial" w:cs="Arial"/>
+          <w:szCs w:val="28"/>
+        </w:rPr>
+        <w:t>casa mediante crédito INFO</w:t>
+      </w:r>
+      <w:r>
+        <w:rPr>
+          <w:rFonts w:ascii="Arial" w:hAnsi="Arial" w:cs="Arial"/>
+          <w:szCs w:val="28"/>
+        </w:rPr>
+        <w:t>NAVIT a nombre de Vicente Cueva Ramirez y Maria Yolanda Sanchez Santillan, como beneficiario Jose Emanuel Cueva Sanchez.</w:t>
+      </w:r>
+      <w:r>
+        <w:rPr>
+          <w:rFonts w:ascii="Arial" w:hAnsi="Arial" w:cs="Arial"/>
+          <w:szCs w:val="28"/>
+        </w:rPr>
+        <w:t xml:space="preserve"> Escritura de </w:t>
+      </w:r>
+      <w:r>
+        <w:rPr>
+          <w:rFonts w:ascii="Arial" w:hAnsi="Arial" w:cs="Arial"/>
+          <w:szCs w:val="28"/>
+        </w:rPr>
+        <w:t>cancelación</w:t>
+      </w:r>
+      <w:r>
+        <w:rPr>
+          <w:rFonts w:ascii="Arial" w:hAnsi="Arial" w:cs="Arial"/>
+          <w:szCs w:val="28"/>
+        </w:rPr>
+        <w:t xml:space="preserve"> y liberación de </w:t>
+      </w:r>
+      <w:r>
+        <w:rPr>
+          <w:rFonts w:ascii="Arial" w:hAnsi="Arial" w:cs="Arial"/>
+          <w:szCs w:val="28"/>
+        </w:rPr>
+        <w:t>hipoteca</w:t>
+      </w:r>
+      <w:r>
+        <w:rPr>
+          <w:rFonts w:ascii="Arial" w:hAnsi="Arial" w:cs="Arial"/>
+          <w:szCs w:val="28"/>
+        </w:rPr>
+        <w:t>.</w:t>
+      </w:r>
+    </w:p>
+    <w:p>
+      <w:pPr>
+        <w:rPr>
+          <w:rFonts w:ascii="Arial" w:hAnsi="Arial" w:cs="Arial"/>
+          <w:szCs w:val="28"/>
+        </w:rPr>
+      </w:pPr>
+      <w:r>
+        <w:rPr>
+          <w:rFonts w:ascii="Arial" w:hAnsi="Arial" w:cs="Arial"/>
+          <w:szCs w:val="28"/>
+        </w:rPr>
+        <w:t xml:space="preserve"> </w:t>
+      </w:r>
+      <w:r>
+        <w:rPr>
+          <w:rFonts w:ascii="Arial" w:hAnsi="Arial" w:cs="Arial"/>
+          <w:szCs w:val="28"/>
+        </w:rPr>
+        <w:t xml:space="preserve"> </w:t>
+      </w:r>
+    </w:p>
+    <w:p>
+      <w:pPr>
+        <w:pStyle w:val="Ttulo2"/>
+      </w:pPr>
+      <w:bookmarkStart w:id="21" w:name="_Toc222137010"/>
+      <w:r>
+        <w:t xml:space="preserve">Escritura Departamento </w:t>
+      </w:r>
+      <w:r>
+        <w:t>Loma Dorada</w:t>
+      </w:r>
+      <w:bookmarkEnd w:id="21"/>
+    </w:p>
+    <w:p>
+      <w:pPr>
+        <w:rPr>
+          <w:rFonts w:ascii="Arial" w:hAnsi="Arial" w:cs="Arial"/>
+          <w:szCs w:val="28"/>
+        </w:rPr>
+      </w:pPr>
+      <w:r>
+        <w:rPr>
+          <w:rFonts w:ascii="Arial" w:hAnsi="Arial" w:cs="Arial"/>
+          <w:szCs w:val="28"/>
+        </w:rPr>
+        <w:t xml:space="preserve">Escrituras </w:t>
+      </w:r>
+      <w:r>
+        <w:rPr>
+          <w:rFonts w:ascii="Arial" w:hAnsi="Arial" w:cs="Arial"/>
+          <w:szCs w:val="28"/>
+        </w:rPr>
+        <w:t xml:space="preserve">del departamento de Loma Carapan Norte 8509-201 en Loma Dorada, </w:t>
+      </w:r>
+      <w:r>
+        <w:rPr>
+          <w:rFonts w:ascii="Arial" w:hAnsi="Arial" w:cs="Arial"/>
+          <w:szCs w:val="28"/>
+        </w:rPr>
+        <w:t>Tonalá</w:t>
+      </w:r>
+      <w:r>
+        <w:rPr>
+          <w:rFonts w:ascii="Arial" w:hAnsi="Arial" w:cs="Arial"/>
+          <w:szCs w:val="28"/>
+        </w:rPr>
+        <w:t xml:space="preserve">. Algunos documentos sobre el traspaso y la venta del departamento que originalmente se </w:t>
+      </w:r>
+      <w:r>
+        <w:rPr>
+          <w:rFonts w:ascii="Arial" w:hAnsi="Arial" w:cs="Arial"/>
+          <w:szCs w:val="28"/>
+        </w:rPr>
+        <w:t>cedió</w:t>
+      </w:r>
+      <w:r>
+        <w:rPr>
+          <w:rFonts w:ascii="Arial" w:hAnsi="Arial" w:cs="Arial"/>
+          <w:szCs w:val="28"/>
+        </w:rPr>
+        <w:t xml:space="preserve"> el derecho a Maria esposa de </w:t>
+      </w:r>
+      <w:r>
+        <w:rPr>
+          <w:rFonts w:ascii="Arial" w:hAnsi="Arial" w:cs="Arial"/>
+          <w:szCs w:val="28"/>
+        </w:rPr>
+        <w:t>Don Rene y este lo traspaso a Teresa y con ella tuvimos que realizar el contrato de compraventa porque Don Rene no completo el proceso del traspaso.</w:t>
+      </w:r>
+    </w:p>
+    <w:p>
+      <w:pPr>
+        <w:rPr>
+          <w:rFonts w:ascii="Arial" w:hAnsi="Arial" w:cs="Arial"/>
+          <w:szCs w:val="28"/>
+        </w:rPr>
+      </w:pPr>
+      <w:r>
+        <w:rPr>
+          <w:rFonts w:ascii="Arial" w:hAnsi="Arial" w:cs="Arial"/>
+          <w:szCs w:val="28"/>
+        </w:rPr>
+        <w:t>Lo conservo por si se requiere alguna aclaración.</w:t>
+      </w:r>
+    </w:p>
+    <w:p>
+      <w:pPr>
+        <w:rPr>
+          <w:rFonts w:ascii="Arial" w:hAnsi="Arial" w:cs="Arial"/>
+          <w:szCs w:val="28"/>
+        </w:rPr>
+      </w:pPr>
+    </w:p>
+    <w:p>
+      <w:pPr>
+        <w:pStyle w:val="Ttulo2"/>
+      </w:pPr>
+      <w:bookmarkStart w:id="22" w:name="_Toc222137011"/>
+      <w:r>
+        <w:lastRenderedPageBreak/>
+        <w:t xml:space="preserve">Titulo de </w:t>
+      </w:r>
+      <w:r>
+        <w:t>Propiedad Nicho S</w:t>
+      </w:r>
+      <w:r>
+        <w:t>r. Encino</w:t>
+      </w:r>
+      <w:bookmarkEnd w:id="22"/>
+    </w:p>
+    <w:p>
+      <w:pPr>
+        <w:rPr>
+          <w:rFonts w:ascii="Arial" w:hAnsi="Arial" w:cs="Arial"/>
+          <w:szCs w:val="28"/>
+        </w:rPr>
+      </w:pPr>
+      <w:r>
+        <w:rPr>
+          <w:rFonts w:ascii="Arial" w:hAnsi="Arial" w:cs="Arial"/>
+          <w:szCs w:val="28"/>
+        </w:rPr>
+        <w:t>Est</w:t>
+      </w:r>
+      <w:r>
+        <w:rPr>
+          <w:rFonts w:ascii="Arial" w:hAnsi="Arial" w:cs="Arial"/>
+          <w:szCs w:val="28"/>
+        </w:rPr>
+        <w:t xml:space="preserve">e es para uso de la familia Sanchez Santillan. Por el momento solo </w:t>
+      </w:r>
+      <w:r>
+        <w:rPr>
+          <w:rFonts w:ascii="Arial" w:hAnsi="Arial" w:cs="Arial"/>
+          <w:szCs w:val="28"/>
+        </w:rPr>
+        <w:t>se encuentra la Sra. Gloria San</w:t>
+      </w:r>
+      <w:r>
+        <w:rPr>
+          <w:rFonts w:ascii="Arial" w:hAnsi="Arial" w:cs="Arial"/>
+          <w:szCs w:val="28"/>
+        </w:rPr>
+        <w:t>tillan Cornejo.</w:t>
+      </w:r>
+    </w:p>
+    <w:p>
+      <w:pPr>
+        <w:rPr>
+          <w:rFonts w:ascii="Arial" w:hAnsi="Arial" w:cs="Arial"/>
+          <w:szCs w:val="28"/>
+        </w:rPr>
+      </w:pPr>
+    </w:p>
+    <w:p>
+      <w:pPr>
+        <w:pStyle w:val="Ttulo2"/>
+      </w:pPr>
+      <w:bookmarkStart w:id="23" w:name="_Toc222137012"/>
+      <w:r>
+        <w:t>Documentos Maria Yolanda</w:t>
+      </w:r>
+      <w:bookmarkEnd w:id="23"/>
+    </w:p>
+    <w:p>
+      <w:pPr>
+        <w:rPr>
+          <w:rFonts w:ascii="Arial" w:hAnsi="Arial" w:cs="Arial"/>
+          <w:szCs w:val="28"/>
+        </w:rPr>
+      </w:pPr>
+      <w:r>
+        <w:rPr>
+          <w:rFonts w:ascii="Arial" w:hAnsi="Arial" w:cs="Arial"/>
+          <w:szCs w:val="28"/>
+        </w:rPr>
+        <w:t xml:space="preserve">Papeles </w:t>
+      </w:r>
+      <w:r>
+        <w:rPr>
+          <w:rFonts w:ascii="Arial" w:hAnsi="Arial" w:cs="Arial"/>
+          <w:szCs w:val="28"/>
+        </w:rPr>
+        <w:t>de la escuela de Maria Yolanda Sanchez Santillan.</w:t>
+      </w:r>
+    </w:p>
+    <w:p>
+      <w:pPr>
+        <w:rPr>
+          <w:rFonts w:ascii="Arial" w:hAnsi="Arial" w:cs="Arial"/>
+          <w:szCs w:val="28"/>
+        </w:rPr>
+      </w:pPr>
+    </w:p>
+    <w:p>
+      <w:pPr>
+        <w:pStyle w:val="Ttulo2"/>
+      </w:pPr>
+      <w:bookmarkStart w:id="24" w:name="_Toc222137013"/>
+      <w:r>
+        <w:t>Resolución</w:t>
+      </w:r>
+      <w:r>
+        <w:t xml:space="preserve"> Maria Yolanda</w:t>
+      </w:r>
+      <w:bookmarkEnd w:id="24"/>
+    </w:p>
+    <w:p>
+      <w:pPr>
+        <w:rPr>
+          <w:rFonts w:ascii="Arial" w:hAnsi="Arial" w:cs="Arial"/>
+          <w:szCs w:val="28"/>
+        </w:rPr>
+      </w:pPr>
+      <w:r>
+        <w:rPr>
+          <w:rFonts w:ascii="Arial" w:hAnsi="Arial" w:cs="Arial"/>
+          <w:szCs w:val="28"/>
+        </w:rPr>
+        <w:t>Documentos del IMSS resolución de la pensión de Maria Yolanda Sanchez Santillan.</w:t>
+      </w:r>
+    </w:p>
+    <w:p>
+      <w:pPr>
+        <w:rPr>
+          <w:rFonts w:ascii="Arial" w:hAnsi="Arial" w:cs="Arial"/>
+          <w:szCs w:val="28"/>
+        </w:rPr>
+      </w:pPr>
+    </w:p>
+    <w:p>
+      <w:pPr>
+        <w:pStyle w:val="Ttulo2"/>
+      </w:pPr>
+      <w:bookmarkStart w:id="25" w:name="_Toc222137014"/>
+      <w:r>
+        <w:t xml:space="preserve">Resolución </w:t>
+      </w:r>
+      <w:r>
+        <w:t>Vicente</w:t>
+      </w:r>
+      <w:bookmarkEnd w:id="25"/>
+    </w:p>
+    <w:p>
+      <w:pPr>
+        <w:rPr>
+          <w:rFonts w:ascii="Arial" w:hAnsi="Arial" w:cs="Arial"/>
+          <w:szCs w:val="28"/>
+        </w:rPr>
+      </w:pPr>
+      <w:r>
+        <w:rPr>
+          <w:rFonts w:ascii="Arial" w:hAnsi="Arial" w:cs="Arial"/>
+          <w:szCs w:val="28"/>
+        </w:rPr>
+        <w:t xml:space="preserve">Documentos del IMSS resolución de la pensión de </w:t>
+      </w:r>
+      <w:r>
+        <w:rPr>
+          <w:rFonts w:ascii="Arial" w:hAnsi="Arial" w:cs="Arial"/>
+          <w:szCs w:val="28"/>
+        </w:rPr>
+        <w:t>Vicente Cueva Ramirez.</w:t>
+      </w:r>
+    </w:p>
+    <w:p>
+      <w:pPr>
+        <w:rPr>
+          <w:rFonts w:ascii="Arial" w:hAnsi="Arial" w:cs="Arial"/>
+          <w:szCs w:val="28"/>
+        </w:rPr>
+      </w:pPr>
+    </w:p>
+    <w:p>
+      <w:pPr>
+        <w:pStyle w:val="Ttulo2"/>
+      </w:pPr>
+      <w:bookmarkStart w:id="26" w:name="_Toc222137015"/>
+      <w:r>
+        <w:t>Banco Santander Vicente</w:t>
+      </w:r>
+      <w:bookmarkEnd w:id="26"/>
+      <w:r>
+        <w:t xml:space="preserve"> </w:t>
+      </w:r>
+    </w:p>
+    <w:p>
+      <w:pPr>
+        <w:rPr>
+          <w:rFonts w:ascii="Arial" w:hAnsi="Arial" w:cs="Arial"/>
+          <w:szCs w:val="28"/>
+        </w:rPr>
+      </w:pPr>
+      <w:r>
+        <w:rPr>
+          <w:rFonts w:ascii="Arial" w:hAnsi="Arial" w:cs="Arial"/>
+          <w:szCs w:val="28"/>
+        </w:rPr>
+        <w:t>Contrato de la cuenta de debito de Vicente Cueva Ramirez.</w:t>
+      </w:r>
+    </w:p>
+    <w:p>
+      <w:pPr>
+        <w:rPr>
+          <w:rFonts w:ascii="Arial" w:hAnsi="Arial" w:cs="Arial"/>
+          <w:szCs w:val="28"/>
+        </w:rPr>
+      </w:pPr>
+    </w:p>
+    <w:p>
+      <w:pPr>
+        <w:pStyle w:val="Ttulo2"/>
+      </w:pPr>
+      <w:bookmarkStart w:id="27" w:name="_Toc222137016"/>
+      <w:r>
+        <w:t>Banco Azteca</w:t>
+      </w:r>
+      <w:r>
+        <w:t xml:space="preserve"> Vicente</w:t>
+      </w:r>
+      <w:bookmarkEnd w:id="27"/>
+    </w:p>
+    <w:p>
+      <w:pPr>
+        <w:rPr>
+          <w:rFonts w:ascii="Arial" w:hAnsi="Arial" w:cs="Arial"/>
+          <w:szCs w:val="28"/>
+        </w:rPr>
+      </w:pPr>
+      <w:r>
+        <w:rPr>
+          <w:rFonts w:ascii="Arial" w:hAnsi="Arial" w:cs="Arial"/>
+          <w:szCs w:val="28"/>
+        </w:rPr>
+        <w:t>Contrato de cuenta Guardadito de Banco Azteca.</w:t>
+      </w:r>
+    </w:p>
+    <w:p>
+      <w:pPr>
+        <w:rPr>
+          <w:rFonts w:ascii="Arial" w:hAnsi="Arial" w:cs="Arial"/>
+          <w:szCs w:val="28"/>
+        </w:rPr>
+      </w:pPr>
+    </w:p>
+    <w:p>
+      <w:pPr>
+        <w:pStyle w:val="Ttulo2"/>
+      </w:pPr>
+      <w:bookmarkStart w:id="28" w:name="_Toc222137017"/>
+      <w:r>
+        <w:t>Caja Popular Vicente y Yolanda</w:t>
+      </w:r>
+      <w:bookmarkEnd w:id="28"/>
+    </w:p>
+    <w:p>
+      <w:pPr>
+        <w:rPr>
+          <w:rFonts w:ascii="Arial" w:hAnsi="Arial" w:cs="Arial"/>
+          <w:szCs w:val="28"/>
+        </w:rPr>
+      </w:pPr>
+      <w:r>
+        <w:rPr>
+          <w:rFonts w:ascii="Arial" w:hAnsi="Arial" w:cs="Arial"/>
+          <w:szCs w:val="28"/>
+        </w:rPr>
+        <w:t>Documentos</w:t>
+      </w:r>
+      <w:r>
+        <w:rPr>
+          <w:rFonts w:ascii="Arial" w:hAnsi="Arial" w:cs="Arial"/>
+          <w:szCs w:val="28"/>
+        </w:rPr>
+        <w:t xml:space="preserve"> de las cuentas en la caja popular San Rafael</w:t>
+      </w:r>
+      <w:r>
+        <w:rPr>
+          <w:rFonts w:ascii="Arial" w:hAnsi="Arial" w:cs="Arial"/>
+          <w:szCs w:val="28"/>
+        </w:rPr>
+        <w:t>, de Vicente Cueva Ramirez y Maria Yol</w:t>
+      </w:r>
+      <w:r>
+        <w:rPr>
+          <w:rFonts w:ascii="Arial" w:hAnsi="Arial" w:cs="Arial"/>
+          <w:szCs w:val="28"/>
+        </w:rPr>
+        <w:t>anda Sanchez Santillan.</w:t>
+      </w:r>
+    </w:p>
+    <w:p>
+      <w:pPr>
+        <w:rPr>
+          <w:rFonts w:ascii="Arial" w:hAnsi="Arial" w:cs="Arial"/>
+          <w:szCs w:val="28"/>
+        </w:rPr>
+      </w:pPr>
+    </w:p>
+    <w:p>
+      <w:pPr>
+        <w:pStyle w:val="Ttulo2"/>
+      </w:pPr>
+      <w:bookmarkStart w:id="29" w:name="_Toc222137018"/>
+      <w:r>
+        <w:t>Parque Funerales Colonias.</w:t>
+      </w:r>
+      <w:bookmarkEnd w:id="29"/>
+    </w:p>
+    <w:p>
+      <w:pPr>
+        <w:rPr>
+          <w:rFonts w:ascii="Arial" w:hAnsi="Arial" w:cs="Arial"/>
+          <w:szCs w:val="28"/>
+        </w:rPr>
+      </w:pPr>
+      <w:r>
+        <w:rPr>
+          <w:rFonts w:ascii="Arial" w:hAnsi="Arial" w:cs="Arial"/>
+          <w:szCs w:val="28"/>
+        </w:rPr>
+        <w:t>Titulo de Propiedad</w:t>
+      </w:r>
+      <w:r>
+        <w:rPr>
+          <w:rFonts w:ascii="Arial" w:hAnsi="Arial" w:cs="Arial"/>
+          <w:szCs w:val="28"/>
+        </w:rPr>
+        <w:t xml:space="preserve"> y algunos documentos de esa propiedad, </w:t>
+      </w:r>
+      <w:r>
+        <w:rPr>
+          <w:rFonts w:ascii="Arial" w:hAnsi="Arial" w:cs="Arial"/>
+          <w:szCs w:val="28"/>
+        </w:rPr>
+        <w:t>este panteón fue adquirido por Galloso y a partir del 2024 iniciaron a cobrar mantenimiento</w:t>
+      </w:r>
+      <w:r>
+        <w:rPr>
+          <w:rFonts w:ascii="Arial" w:hAnsi="Arial" w:cs="Arial"/>
+          <w:szCs w:val="28"/>
+        </w:rPr>
+        <w:t xml:space="preserve">, trate de ver si podría exhumar a Vicente Cueva Toscano, pero resulta que mi padre no dejo beneficiario </w:t>
+      </w:r>
+      <w:r>
+        <w:rPr>
+          <w:rFonts w:ascii="Arial" w:hAnsi="Arial" w:cs="Arial"/>
+          <w:szCs w:val="28"/>
+        </w:rPr>
+        <w:t xml:space="preserve">y que se tendría que hacer un </w:t>
+      </w:r>
+      <w:r>
+        <w:rPr>
+          <w:rFonts w:ascii="Arial" w:hAnsi="Arial" w:cs="Arial"/>
+          <w:szCs w:val="28"/>
+        </w:rPr>
+        <w:lastRenderedPageBreak/>
+        <w:t xml:space="preserve">juicio </w:t>
+      </w:r>
+      <w:r>
+        <w:rPr>
+          <w:rFonts w:ascii="Arial" w:hAnsi="Arial" w:cs="Arial"/>
+          <w:szCs w:val="28"/>
+        </w:rPr>
+        <w:t>testamentario</w:t>
+      </w:r>
+      <w:r>
+        <w:rPr>
+          <w:rFonts w:ascii="Arial" w:hAnsi="Arial" w:cs="Arial"/>
+          <w:szCs w:val="28"/>
+        </w:rPr>
+        <w:t xml:space="preserve"> así que pues ahí se quedan hasta que el panteón no los corra por no pagar mantenimiento</w:t>
+      </w:r>
+      <w:r>
+        <w:rPr>
+          <w:rFonts w:ascii="Arial" w:hAnsi="Arial" w:cs="Arial"/>
+          <w:szCs w:val="28"/>
+        </w:rPr>
+        <w:t xml:space="preserve">. </w:t>
+      </w:r>
     </w:p>
     <w:p>
       <w:pPr>
@@ -2048,11 +4985,443 @@
       <w:pPr>
         <w:pStyle w:val="Ttulo1"/>
       </w:pPr>
-      <w:bookmarkStart w:id="10" w:name="_Toc220345399"/>
+      <w:bookmarkStart w:id="30" w:name="_Toc222137019"/>
+      <w:r>
+        <w:t>ARCHIVO 3</w:t>
+      </w:r>
+      <w:bookmarkEnd w:id="30"/>
+    </w:p>
+    <w:p>
+      <w:pPr>
+        <w:rPr>
+          <w:rFonts w:ascii="Arial" w:hAnsi="Arial" w:cs="Arial"/>
+          <w:szCs w:val="28"/>
+        </w:rPr>
+      </w:pPr>
+    </w:p>
+    <w:p>
+      <w:pPr>
+        <w:rPr>
+          <w:rFonts w:ascii="Arial" w:hAnsi="Arial" w:cs="Arial"/>
+          <w:szCs w:val="28"/>
+        </w:rPr>
+      </w:pPr>
+      <w:r>
+        <w:rPr>
+          <w:rFonts w:ascii="Arial" w:hAnsi="Arial" w:cs="Arial"/>
+          <w:szCs w:val="28"/>
+        </w:rPr>
+        <w:t xml:space="preserve">Caja de </w:t>
+      </w:r>
+      <w:r>
+        <w:rPr>
+          <w:rFonts w:ascii="Arial" w:hAnsi="Arial" w:cs="Arial"/>
+          <w:szCs w:val="28"/>
+        </w:rPr>
+        <w:t xml:space="preserve">plástico con tapa color amarillo, en este contenedor se encuentran papeles donde su importancia es </w:t>
+      </w:r>
+      <w:r>
+        <w:rPr>
+          <w:rFonts w:ascii="Arial" w:hAnsi="Arial" w:cs="Arial"/>
+          <w:szCs w:val="28"/>
+        </w:rPr>
+        <w:t>solamente, por decirlo de algún modo sentimental.</w:t>
+      </w:r>
+    </w:p>
+    <w:p>
+      <w:pPr>
+        <w:rPr>
+          <w:rFonts w:ascii="Arial" w:hAnsi="Arial" w:cs="Arial"/>
+          <w:szCs w:val="28"/>
+        </w:rPr>
+      </w:pPr>
+      <w:r>
+        <w:rPr>
+          <w:rFonts w:ascii="Arial" w:hAnsi="Arial" w:cs="Arial"/>
+          <w:szCs w:val="28"/>
+        </w:rPr>
+        <w:t>Actualizado al sábado 10 de enero del 2026.</w:t>
+      </w:r>
+    </w:p>
+    <w:p>
+      <w:pPr>
+        <w:rPr>
+          <w:rFonts w:ascii="Arial" w:hAnsi="Arial" w:cs="Arial"/>
+          <w:szCs w:val="28"/>
+        </w:rPr>
+      </w:pPr>
+    </w:p>
+    <w:p>
+      <w:pPr>
+        <w:rPr>
+          <w:rFonts w:ascii="Arial" w:hAnsi="Arial" w:cs="Arial"/>
+          <w:szCs w:val="28"/>
+        </w:rPr>
+      </w:pPr>
+      <w:r>
+        <w:rPr>
+          <w:rFonts w:ascii="Arial" w:hAnsi="Arial" w:cs="Arial"/>
+          <w:szCs w:val="28"/>
+        </w:rPr>
+        <w:t xml:space="preserve">Digamos que es una capsula del tiempo, para que mas adelante </w:t>
+      </w:r>
+      <w:r>
+        <w:rPr>
+          <w:rFonts w:ascii="Arial" w:hAnsi="Arial" w:cs="Arial"/>
+          <w:szCs w:val="28"/>
+        </w:rPr>
+        <w:t>puedan decir a mira cuando …</w:t>
+      </w:r>
+    </w:p>
+    <w:p>
+      <w:pPr>
+        <w:rPr>
+          <w:rFonts w:ascii="Arial" w:hAnsi="Arial" w:cs="Arial"/>
+          <w:szCs w:val="28"/>
+        </w:rPr>
+      </w:pPr>
+    </w:p>
+    <w:p>
+      <w:pPr>
+        <w:pStyle w:val="Ttulo2"/>
+      </w:pPr>
+      <w:bookmarkStart w:id="31" w:name="_Toc222137020"/>
+      <w:r>
+        <w:t>Contenido:</w:t>
+      </w:r>
+      <w:bookmarkEnd w:id="31"/>
+    </w:p>
+    <w:p>
+      <w:pPr>
+        <w:rPr>
+          <w:rFonts w:ascii="Arial" w:hAnsi="Arial" w:cs="Arial"/>
+          <w:szCs w:val="28"/>
+        </w:rPr>
+      </w:pPr>
+    </w:p>
+    <w:p>
+      <w:pPr>
+        <w:pStyle w:val="Prrafodelista"/>
+        <w:numPr>
+          <w:ilvl w:val="0"/>
+          <w:numId w:val="13"/>
+        </w:numPr>
+        <w:rPr>
+          <w:rFonts w:ascii="Arial" w:hAnsi="Arial" w:cs="Arial"/>
+          <w:szCs w:val="28"/>
+        </w:rPr>
+      </w:pPr>
+      <w:r>
+        <w:rPr>
+          <w:rFonts w:ascii="Arial" w:hAnsi="Arial" w:cs="Arial"/>
+          <w:szCs w:val="28"/>
+        </w:rPr>
+        <w:t xml:space="preserve">Actas de nacimiento, </w:t>
+      </w:r>
+      <w:r>
+        <w:rPr>
+          <w:rFonts w:ascii="Arial" w:hAnsi="Arial" w:cs="Arial"/>
+          <w:szCs w:val="28"/>
+        </w:rPr>
+        <w:t>defunción</w:t>
+      </w:r>
+      <w:r>
+        <w:rPr>
+          <w:rFonts w:ascii="Arial" w:hAnsi="Arial" w:cs="Arial"/>
+          <w:szCs w:val="28"/>
+        </w:rPr>
+        <w:t>, matrimonios de vari</w:t>
+      </w:r>
+      <w:r>
+        <w:rPr>
+          <w:rFonts w:ascii="Arial" w:hAnsi="Arial" w:cs="Arial"/>
+          <w:szCs w:val="28"/>
+        </w:rPr>
+        <w:t>os miembros de la familia.</w:t>
+      </w:r>
+    </w:p>
+    <w:p>
+      <w:pPr>
+        <w:pStyle w:val="Prrafodelista"/>
+        <w:numPr>
+          <w:ilvl w:val="0"/>
+          <w:numId w:val="13"/>
+        </w:numPr>
+        <w:rPr>
+          <w:rFonts w:ascii="Arial" w:hAnsi="Arial" w:cs="Arial"/>
+          <w:szCs w:val="28"/>
+        </w:rPr>
+      </w:pPr>
+      <w:r>
+        <w:rPr>
+          <w:rFonts w:ascii="Arial" w:hAnsi="Arial" w:cs="Arial"/>
+          <w:szCs w:val="28"/>
+        </w:rPr>
+        <w:t>Reconocimientos de Yolanda de Estilismo.</w:t>
+      </w:r>
+    </w:p>
+    <w:p>
+      <w:pPr>
+        <w:pStyle w:val="Prrafodelista"/>
+        <w:numPr>
+          <w:ilvl w:val="0"/>
+          <w:numId w:val="13"/>
+        </w:numPr>
+        <w:rPr>
+          <w:rFonts w:ascii="Arial" w:hAnsi="Arial" w:cs="Arial"/>
+          <w:szCs w:val="28"/>
+        </w:rPr>
+      </w:pPr>
+      <w:r>
+        <w:rPr>
+          <w:rFonts w:ascii="Arial" w:hAnsi="Arial" w:cs="Arial"/>
+          <w:szCs w:val="28"/>
+        </w:rPr>
+        <w:t>Denuncia del robo de identidad de Maria Yolanda.</w:t>
+      </w:r>
+    </w:p>
+    <w:p>
+      <w:pPr>
+        <w:pStyle w:val="Prrafodelista"/>
+        <w:numPr>
+          <w:ilvl w:val="0"/>
+          <w:numId w:val="13"/>
+        </w:numPr>
+        <w:rPr>
+          <w:rFonts w:ascii="Arial" w:hAnsi="Arial" w:cs="Arial"/>
+          <w:szCs w:val="28"/>
+        </w:rPr>
+      </w:pPr>
+      <w:r>
+        <w:rPr>
+          <w:rFonts w:ascii="Arial" w:hAnsi="Arial" w:cs="Arial"/>
+          <w:szCs w:val="28"/>
+        </w:rPr>
+        <w:t>Factura de dos sillones comprados en la Expo de Zarkin.</w:t>
+      </w:r>
+    </w:p>
+    <w:p>
+      <w:pPr>
+        <w:pStyle w:val="Prrafodelista"/>
+        <w:numPr>
+          <w:ilvl w:val="0"/>
+          <w:numId w:val="13"/>
+        </w:numPr>
+        <w:rPr>
+          <w:rFonts w:ascii="Arial" w:hAnsi="Arial" w:cs="Arial"/>
+          <w:szCs w:val="28"/>
+        </w:rPr>
+      </w:pPr>
+      <w:r>
+        <w:rPr>
+          <w:rFonts w:ascii="Arial" w:hAnsi="Arial" w:cs="Arial"/>
+          <w:szCs w:val="28"/>
+        </w:rPr>
+        <w:t>Comprobantes de tarjeta INAMAM, Oficialmente viejitos</w:t>
+      </w:r>
+      <w:r>
+        <w:rPr>
+          <w:rFonts w:ascii="Arial" w:hAnsi="Arial" w:cs="Arial"/>
+          <w:szCs w:val="28"/>
+        </w:rPr>
+        <w:t>.</w:t>
+      </w:r>
+    </w:p>
+    <w:p>
+      <w:pPr>
+        <w:pStyle w:val="Prrafodelista"/>
+        <w:numPr>
+          <w:ilvl w:val="0"/>
+          <w:numId w:val="13"/>
+        </w:numPr>
+        <w:rPr>
+          <w:rFonts w:ascii="Arial" w:hAnsi="Arial" w:cs="Arial"/>
+          <w:szCs w:val="28"/>
+        </w:rPr>
+      </w:pPr>
+      <w:r>
+        <w:rPr>
+          <w:rFonts w:ascii="Arial" w:hAnsi="Arial" w:cs="Arial"/>
+          <w:szCs w:val="28"/>
+        </w:rPr>
+        <w:t>Comprobantes de las Vacunas contra COVID-19 de Yolanda y Vicente año del 2022.</w:t>
+      </w:r>
+    </w:p>
+    <w:p>
+      <w:pPr>
+        <w:pStyle w:val="Prrafodelista"/>
+        <w:numPr>
+          <w:ilvl w:val="0"/>
+          <w:numId w:val="13"/>
+        </w:numPr>
+        <w:rPr>
+          <w:rFonts w:ascii="Arial" w:hAnsi="Arial" w:cs="Arial"/>
+          <w:szCs w:val="28"/>
+        </w:rPr>
+      </w:pPr>
+      <w:r>
+        <w:rPr>
+          <w:rFonts w:ascii="Arial" w:hAnsi="Arial" w:cs="Arial"/>
+          <w:szCs w:val="28"/>
+        </w:rPr>
+        <w:t>Aportaciones IMSS Yolanda en Iteknia (2021-12 al 2023-02)</w:t>
+      </w:r>
+    </w:p>
+    <w:p>
+      <w:pPr>
+        <w:pStyle w:val="Prrafodelista"/>
+        <w:numPr>
+          <w:ilvl w:val="0"/>
+          <w:numId w:val="13"/>
+        </w:numPr>
+        <w:rPr>
+          <w:rFonts w:ascii="Arial" w:hAnsi="Arial" w:cs="Arial"/>
+          <w:szCs w:val="28"/>
+        </w:rPr>
+      </w:pPr>
+      <w:r>
+        <w:rPr>
+          <w:rFonts w:ascii="Arial" w:hAnsi="Arial" w:cs="Arial"/>
+          <w:szCs w:val="28"/>
+        </w:rPr>
+        <w:t>Documentos IMSS Yolanda, Vicente y Emanuel.</w:t>
+      </w:r>
+    </w:p>
+    <w:p>
+      <w:pPr>
+        <w:pStyle w:val="Prrafodelista"/>
+        <w:numPr>
+          <w:ilvl w:val="0"/>
+          <w:numId w:val="13"/>
+        </w:numPr>
+        <w:rPr>
+          <w:rFonts w:ascii="Arial" w:hAnsi="Arial" w:cs="Arial"/>
+          <w:szCs w:val="28"/>
+        </w:rPr>
+      </w:pPr>
+      <w:r>
+        <w:rPr>
+          <w:rFonts w:ascii="Arial" w:hAnsi="Arial" w:cs="Arial"/>
+          <w:szCs w:val="28"/>
+        </w:rPr>
+        <w:t>Documentos tramite de Mujer Bienestar Maria Yolanda.</w:t>
+      </w:r>
+    </w:p>
+    <w:p>
+      <w:pPr>
+        <w:pStyle w:val="Prrafodelista"/>
+        <w:numPr>
+          <w:ilvl w:val="0"/>
+          <w:numId w:val="13"/>
+        </w:numPr>
+        <w:rPr>
+          <w:rFonts w:ascii="Arial" w:hAnsi="Arial" w:cs="Arial"/>
+          <w:szCs w:val="28"/>
+        </w:rPr>
+      </w:pPr>
+      <w:r>
+        <w:rPr>
+          <w:rFonts w:ascii="Arial" w:hAnsi="Arial" w:cs="Arial"/>
+          <w:szCs w:val="28"/>
+        </w:rPr>
+        <w:t xml:space="preserve">Copia de Venta </w:t>
+      </w:r>
+      <w:r>
+        <w:rPr>
+          <w:rFonts w:ascii="Arial" w:hAnsi="Arial" w:cs="Arial"/>
+          <w:szCs w:val="28"/>
+        </w:rPr>
+        <w:t>de Antonio Sanchez a Gloria Santillan.</w:t>
+      </w:r>
+    </w:p>
+    <w:p>
+      <w:pPr>
+        <w:pStyle w:val="Prrafodelista"/>
+        <w:numPr>
+          <w:ilvl w:val="0"/>
+          <w:numId w:val="13"/>
+        </w:numPr>
+        <w:rPr>
+          <w:rFonts w:ascii="Arial" w:hAnsi="Arial" w:cs="Arial"/>
+          <w:szCs w:val="28"/>
+        </w:rPr>
+      </w:pPr>
+      <w:r>
+        <w:rPr>
+          <w:rFonts w:ascii="Arial" w:hAnsi="Arial" w:cs="Arial"/>
+          <w:szCs w:val="28"/>
+        </w:rPr>
+        <w:t>Diploma de Tae Kuan</w:t>
+      </w:r>
+      <w:r>
+        <w:rPr>
+          <w:rFonts w:ascii="Arial" w:hAnsi="Arial" w:cs="Arial"/>
+          <w:szCs w:val="28"/>
+        </w:rPr>
+        <w:t xml:space="preserve"> Do Emanuel.</w:t>
+      </w:r>
+    </w:p>
+    <w:p>
+      <w:pPr>
+        <w:pStyle w:val="Prrafodelista"/>
+        <w:numPr>
+          <w:ilvl w:val="0"/>
+          <w:numId w:val="13"/>
+        </w:numPr>
+        <w:rPr>
+          <w:rFonts w:ascii="Arial" w:hAnsi="Arial" w:cs="Arial"/>
+          <w:szCs w:val="28"/>
+        </w:rPr>
+      </w:pPr>
+      <w:r>
+        <w:rPr>
+          <w:rFonts w:ascii="Arial" w:hAnsi="Arial" w:cs="Arial"/>
+          <w:szCs w:val="28"/>
+        </w:rPr>
+        <w:t>Documentos de la prepa de Emanuel.</w:t>
+      </w:r>
+    </w:p>
+    <w:p>
+      <w:pPr>
+        <w:rPr>
+          <w:rFonts w:ascii="Arial" w:hAnsi="Arial" w:cs="Arial"/>
+          <w:szCs w:val="28"/>
+        </w:rPr>
+      </w:pPr>
+    </w:p>
+    <w:p>
+      <w:pPr>
+        <w:rPr>
+          <w:rFonts w:ascii="Arial" w:hAnsi="Arial" w:cs="Arial"/>
+          <w:szCs w:val="28"/>
+        </w:rPr>
+      </w:pPr>
+    </w:p>
+    <w:p>
+      <w:pPr>
+        <w:rPr>
+          <w:rFonts w:ascii="Arial" w:hAnsi="Arial" w:cs="Arial"/>
+          <w:szCs w:val="28"/>
+        </w:rPr>
+      </w:pPr>
+    </w:p>
+    <w:p>
+      <w:pPr>
+        <w:rPr>
+          <w:rFonts w:ascii="Arial" w:hAnsi="Arial" w:cs="Arial"/>
+          <w:szCs w:val="28"/>
+        </w:rPr>
+      </w:pPr>
+    </w:p>
+    <w:p>
+      <w:pPr>
+        <w:pStyle w:val="Ttulo1"/>
+      </w:pPr>
+      <w:bookmarkStart w:id="32" w:name="_Toc222137021"/>
       <w:r>
         <w:t>CONCLUSION</w:t>
       </w:r>
-      <w:bookmarkEnd w:id="10"/>
+      <w:bookmarkEnd w:id="32"/>
     </w:p>
     <w:p>
       <w:pPr>
@@ -2165,11 +5534,11 @@
                     </pic:cNvPicPr>
                   </pic:nvPicPr>
                   <pic:blipFill>
-                    <a:blip r:embed="rId8" cstate="print">
+                    <a:blip r:embed="rId9" cstate="print">
                       <a:extLst>
                         <a:ext uri="{BEBA8EAE-BF5A-486C-A8C5-ECC9F3942E4B}">
                           <a14:imgProps xmlns:a14="http://schemas.microsoft.com/office/drawing/2010/main">
-                            <a14:imgLayer r:embed="rId9">
+                            <a14:imgLayer r:embed="rId10">
                               <a14:imgEffect>
                                 <a14:brightnessContrast bright="-20000" contrast="20000"/>
                               </a14:imgEffect>
@@ -2287,7 +5656,6 @@
           <w:rFonts w:ascii="Arial" w:hAnsi="Arial" w:cs="Arial"/>
           <w:szCs w:val="28"/>
         </w:rPr>
-        <w:lastRenderedPageBreak/>
         <w:fldChar w:fldCharType="begin"/>
       </w:r>
       <w:r>
@@ -2310,7 +5678,7 @@
           <w:noProof/>
           <w:szCs w:val="28"/>
         </w:rPr>
-        <w:t>lunes, 26 de enero de 2026</w:t>
+        <w:t>lunes, 16 de febrero de 2026</w:t>
       </w:r>
       <w:r>
         <w:rPr>
@@ -2329,8 +5697,8 @@
       </w:pPr>
     </w:p>
     <w:sectPr>
-      <w:headerReference w:type="default" r:id="rId10"/>
-      <w:footerReference w:type="default" r:id="rId11"/>
+      <w:headerReference w:type="default" r:id="rId11"/>
+      <w:footerReference w:type="default" r:id="rId12"/>
       <w:pgSz w:w="12240" w:h="15840"/>
       <w:pgMar w:top="1440" w:right="1440" w:bottom="1440" w:left="1440" w:header="720" w:footer="720" w:gutter="0"/>
       <w:cols w:space="720"/>
@@ -3428,7 +6796,23 @@
         <w:rFonts w:ascii="Eras Light ITC" w:hAnsi="Eras Light ITC" w:cs="Arial"/>
         <w:b/>
       </w:rPr>
-      <w:t>VMA Support IT.</w:t>
+      <w:t xml:space="preserve">VMA </w:t>
+    </w:r>
+    <w:proofErr w:type="spellStart"/>
+    <w:r>
+      <w:rPr>
+        <w:rFonts w:ascii="Eras Light ITC" w:hAnsi="Eras Light ITC" w:cs="Arial"/>
+        <w:b/>
+      </w:rPr>
+      <w:t>Support</w:t>
+    </w:r>
+    <w:proofErr w:type="spellEnd"/>
+    <w:r>
+      <w:rPr>
+        <w:rFonts w:ascii="Eras Light ITC" w:hAnsi="Eras Light ITC" w:cs="Arial"/>
+        <w:b/>
+      </w:rPr>
+      <w:t xml:space="preserve"> IT.</w:t>
     </w:r>
   </w:p>
   <w:p>
@@ -3632,7 +7016,27 @@
         <w:sz w:val="16"/>
         <w:szCs w:val="16"/>
       </w:rPr>
-      <w:t xml:space="preserve">VMA Support IT </w:t>
+      <w:t xml:space="preserve">VMA </w:t>
+    </w:r>
+    <w:proofErr w:type="spellStart"/>
+    <w:r>
+      <w:rPr>
+        <w:rFonts w:ascii="Arial" w:hAnsi="Arial" w:cs="Arial"/>
+        <w:position w:val="-1"/>
+        <w:sz w:val="16"/>
+        <w:szCs w:val="16"/>
+      </w:rPr>
+      <w:t>Support</w:t>
+    </w:r>
+    <w:proofErr w:type="spellEnd"/>
+    <w:r>
+      <w:rPr>
+        <w:rFonts w:ascii="Arial" w:hAnsi="Arial" w:cs="Arial"/>
+        <w:position w:val="-1"/>
+        <w:sz w:val="16"/>
+        <w:szCs w:val="16"/>
+      </w:rPr>
+      <w:t xml:space="preserve"> IT </w:t>
     </w:r>
     <w:r>
       <w:rPr>
@@ -4286,6 +7690,120 @@
       </w:pPr>
     </w:lvl>
   </w:abstractNum>
+  <w:abstractNum w:abstractNumId="5" w15:restartNumberingAfterBreak="0">
+    <w:nsid w:val="639B70C6"/>
+    <w:multiLevelType w:val="hybridMultilevel"/>
+    <w:tmpl w:val="A78C1626"/>
+    <w:lvl w:ilvl="0" w:tplc="2D58E8B2">
+      <w:start w:val="1"/>
+      <w:numFmt w:val="bullet"/>
+      <w:lvlText w:val=""/>
+      <w:lvlJc w:val="left"/>
+      <w:pPr>
+        <w:ind w:left="720" w:hanging="360"/>
+      </w:pPr>
+      <w:rPr>
+        <w:rFonts w:ascii="Wingdings" w:hAnsi="Wingdings" w:hint="default"/>
+        <w:color w:val="FF0066"/>
+      </w:rPr>
+    </w:lvl>
+    <w:lvl w:ilvl="1" w:tplc="080A0003" w:tentative="1">
+      <w:start w:val="1"/>
+      <w:numFmt w:val="bullet"/>
+      <w:lvlText w:val="o"/>
+      <w:lvlJc w:val="left"/>
+      <w:pPr>
+        <w:ind w:left="1440" w:hanging="360"/>
+      </w:pPr>
+      <w:rPr>
+        <w:rFonts w:ascii="Courier New" w:hAnsi="Courier New" w:cs="Courier New" w:hint="default"/>
+      </w:rPr>
+    </w:lvl>
+    <w:lvl w:ilvl="2" w:tplc="080A0005" w:tentative="1">
+      <w:start w:val="1"/>
+      <w:numFmt w:val="bullet"/>
+      <w:lvlText w:val=""/>
+      <w:lvlJc w:val="left"/>
+      <w:pPr>
+        <w:ind w:left="2160" w:hanging="360"/>
+      </w:pPr>
+      <w:rPr>
+        <w:rFonts w:ascii="Wingdings" w:hAnsi="Wingdings" w:hint="default"/>
+      </w:rPr>
+    </w:lvl>
+    <w:lvl w:ilvl="3" w:tplc="080A0001" w:tentative="1">
+      <w:start w:val="1"/>
+      <w:numFmt w:val="bullet"/>
+      <w:lvlText w:val=""/>
+      <w:lvlJc w:val="left"/>
+      <w:pPr>
+        <w:ind w:left="2880" w:hanging="360"/>
+      </w:pPr>
+      <w:rPr>
+        <w:rFonts w:ascii="Symbol" w:hAnsi="Symbol" w:hint="default"/>
+      </w:rPr>
+    </w:lvl>
+    <w:lvl w:ilvl="4" w:tplc="080A0003" w:tentative="1">
+      <w:start w:val="1"/>
+      <w:numFmt w:val="bullet"/>
+      <w:lvlText w:val="o"/>
+      <w:lvlJc w:val="left"/>
+      <w:pPr>
+        <w:ind w:left="3600" w:hanging="360"/>
+      </w:pPr>
+      <w:rPr>
+        <w:rFonts w:ascii="Courier New" w:hAnsi="Courier New" w:cs="Courier New" w:hint="default"/>
+      </w:rPr>
+    </w:lvl>
+    <w:lvl w:ilvl="5" w:tplc="080A0005" w:tentative="1">
+      <w:start w:val="1"/>
+      <w:numFmt w:val="bullet"/>
+      <w:lvlText w:val=""/>
+      <w:lvlJc w:val="left"/>
+      <w:pPr>
+        <w:ind w:left="4320" w:hanging="360"/>
+      </w:pPr>
+      <w:rPr>
+        <w:rFonts w:ascii="Wingdings" w:hAnsi="Wingdings" w:hint="default"/>
+      </w:rPr>
+    </w:lvl>
+    <w:lvl w:ilvl="6" w:tplc="080A0001" w:tentative="1">
+      <w:start w:val="1"/>
+      <w:numFmt w:val="bullet"/>
+      <w:lvlText w:val=""/>
+      <w:lvlJc w:val="left"/>
+      <w:pPr>
+        <w:ind w:left="5040" w:hanging="360"/>
+      </w:pPr>
+      <w:rPr>
+        <w:rFonts w:ascii="Symbol" w:hAnsi="Symbol" w:hint="default"/>
+      </w:rPr>
+    </w:lvl>
+    <w:lvl w:ilvl="7" w:tplc="080A0003" w:tentative="1">
+      <w:start w:val="1"/>
+      <w:numFmt w:val="bullet"/>
+      <w:lvlText w:val="o"/>
+      <w:lvlJc w:val="left"/>
+      <w:pPr>
+        <w:ind w:left="5760" w:hanging="360"/>
+      </w:pPr>
+      <w:rPr>
+        <w:rFonts w:ascii="Courier New" w:hAnsi="Courier New" w:cs="Courier New" w:hint="default"/>
+      </w:rPr>
+    </w:lvl>
+    <w:lvl w:ilvl="8" w:tplc="080A0005" w:tentative="1">
+      <w:start w:val="1"/>
+      <w:numFmt w:val="bullet"/>
+      <w:lvlText w:val=""/>
+      <w:lvlJc w:val="left"/>
+      <w:pPr>
+        <w:ind w:left="6480" w:hanging="360"/>
+      </w:pPr>
+      <w:rPr>
+        <w:rFonts w:ascii="Wingdings" w:hAnsi="Wingdings" w:hint="default"/>
+      </w:rPr>
+    </w:lvl>
+  </w:abstractNum>
   <w:num w:numId="1" w16cid:durableId="1023245038">
     <w:abstractNumId w:val="3"/>
   </w:num>
@@ -4440,6 +7958,9 @@
   </w:num>
   <w:num w:numId="12" w16cid:durableId="1851413648">
     <w:abstractNumId w:val="0"/>
+  </w:num>
+  <w:num w:numId="13" w16cid:durableId="1779984313">
+    <w:abstractNumId w:val="5"/>
   </w:num>
 </w:numbering>
 </file>
